--- a/flow/20251212_build_octoechos_sources/Джерело. Глас 4.docx
+++ b/flow/20251212_build_octoechos_sources/Джерело. Глас 4.docx
@@ -20,7 +20,10 @@
     </w:p>
     <w:p>
       <w:r>
-        <w:t>/октоїх/1/НД</w:t>
+        <w:rPr>
+          <w:highlight w:val="darkGray"/>
+        </w:rPr>
+        <w:t>/октоїх/4/НД</w:t>
       </w:r>
     </w:p>
     <w:p>
@@ -36,12 +39,18 @@
         <w:pStyle w:val="Heading3"/>
       </w:pPr>
       <w:r>
-        <w:t>//господи_взиваю</w:t>
-      </w:r>
-    </w:p>
-    <w:p>
-      <w:r>
-        <w:t>//господи_взиваю/1</w:t>
+        <w:rPr>
+          <w:highlight w:val="darkGray"/>
+        </w:rPr>
+        <w:t>//вечірня/господи_взиваю</w:t>
+      </w:r>
+    </w:p>
+    <w:p>
+      <w:r>
+        <w:rPr>
+          <w:highlight w:val="darkGray"/>
+        </w:rPr>
+        <w:t>//вечірня/господи_взиваю/стихири/1</w:t>
       </w:r>
     </w:p>
     <w:p>
@@ -75,7 +84,10 @@
     </w:p>
     <w:p>
       <w:r>
-        <w:t>//господи_взиваю/2</w:t>
+        <w:rPr>
+          <w:highlight w:val="darkGray"/>
+        </w:rPr>
+        <w:t>//вечірня/господи_взиваю/стихири/2</w:t>
       </w:r>
     </w:p>
     <w:p>
@@ -100,7 +112,10 @@
     </w:p>
     <w:p>
       <w:r>
-        <w:t>//господи_взиваю/3</w:t>
+        <w:rPr>
+          <w:highlight w:val="darkGray"/>
+        </w:rPr>
+        <w:t>//вечірня/господи_взиваю/стихири/3</w:t>
       </w:r>
     </w:p>
     <w:p>
@@ -125,7 +140,10 @@
     </w:p>
     <w:p>
       <w:r>
-        <w:t>//господи_взиваю/4</w:t>
+        <w:rPr>
+          <w:highlight w:val="darkGray"/>
+        </w:rPr>
+        <w:t>//вечірня/господи_взиваю/стихири/4</w:t>
       </w:r>
     </w:p>
     <w:p>
@@ -150,7 +168,10 @@
     </w:p>
     <w:p>
       <w:r>
-        <w:t>//господи_взиваю/5</w:t>
+        <w:rPr>
+          <w:highlight w:val="darkGray"/>
+        </w:rPr>
+        <w:t>//вечірня/господи_взиваю/стихири/5</w:t>
       </w:r>
     </w:p>
     <w:p>
@@ -175,7 +196,10 @@
     </w:p>
     <w:p>
       <w:r>
-        <w:t>//господи_взиваю/6</w:t>
+        <w:rPr>
+          <w:highlight w:val="darkGray"/>
+        </w:rPr>
+        <w:t>//вечірня/господи_взиваю/стихири/6</w:t>
       </w:r>
     </w:p>
     <w:p>
@@ -193,7 +217,10 @@
     </w:p>
     <w:p>
       <w:r>
-        <w:t>//господи_взиваю/7</w:t>
+        <w:rPr>
+          <w:highlight w:val="darkGray"/>
+        </w:rPr>
+        <w:t>//вечірня/господи_взиваю/стихири/7</w:t>
       </w:r>
     </w:p>
     <w:p>
@@ -217,37 +244,11 @@
       </w:r>
     </w:p>
     <w:p>
-      <w:pPr>
-        <w:pStyle w:val="Heading1"/>
-      </w:pPr>
-      <w:r>
-        <w:t>Глас 4 - ПН</w:t>
-      </w:r>
-    </w:p>
-    <w:p>
-      <w:r>
-        <w:t>/октоїх/1/ПН</w:t>
-      </w:r>
-    </w:p>
-    <w:p>
-      <w:pPr>
-        <w:pStyle w:val="Heading2"/>
-      </w:pPr>
-      <w:r>
-        <w:t>ВЕЧІРНЯ</w:t>
-      </w:r>
-    </w:p>
-    <w:p>
-      <w:pPr>
-        <w:pStyle w:val="Heading3"/>
-      </w:pPr>
-      <w:r>
-        <w:t>//господи_взиваю</w:t>
-      </w:r>
-    </w:p>
-    <w:p>
-      <w:r>
-        <w:t>//господи_взиваю/1</w:t>
+      <w:r>
+        <w:rPr>
+          <w:highlight w:val="darkGray"/>
+        </w:rPr>
+        <w:t>//вечірня/стиховня/стихири/1</w:t>
       </w:r>
     </w:p>
     <w:p>
@@ -262,26 +263,49 @@
           <w:color w:val="FF0000"/>
           <w:sz w:val="24"/>
         </w:rPr>
-        <w:t xml:space="preserve">(г. 4): </w:t>
-      </w:r>
-      <w:r>
-        <w:rPr>
-          <w:rFonts w:ascii="Times New Roman" w:hAnsi="Times New Roman"/>
-          <w:sz w:val="24"/>
-        </w:rPr>
-        <w:t>Згрішили ми перед тобою, Чоловіколюбче,* не за природою, як людина, щоб могти прохати прощення,* але гірше людини і неприродно, і непрощенно.* Але ти, Спа</w:t>
-      </w:r>
-      <w:r>
-        <w:rPr>
-          <w:rFonts w:ascii="Times New Roman" w:hAnsi="Times New Roman"/>
-          <w:sz w:val="24"/>
-        </w:rPr>
-        <w:t>се наш, бувши Людиною вище природних законів* і понад усяке уявлення, і маючи незглибне чоловіколюб'я,* помилуй нас, що до тебе навертаємося.</w:t>
-      </w:r>
-    </w:p>
-    <w:p>
-      <w:r>
-        <w:t>//господи_взиваю/2</w:t>
+        <w:t>(г. 4):</w:t>
+      </w:r>
+      <w:r>
+        <w:rPr>
+          <w:rFonts w:ascii="Times New Roman" w:hAnsi="Times New Roman"/>
+          <w:sz w:val="24"/>
+        </w:rPr>
+        <w:t xml:space="preserve"> Го́споди, Ти ви́йшов на хрест,* пра́дідне на́ше прокля́ття усу́нув* і, вступи́вши в ад, Ти ви́зволив дові́чних в’я́знів,* даючи́ лю́дському ро́дові нетлі́нність.* Тож, прославля́ючи Тебе́ за це,* сла́вимо Твоє́ життєда́йне і спасе́нне воскресі́ння.</w:t>
+      </w:r>
+    </w:p>
+    <w:p>
+      <w:r>
+        <w:rPr>
+          <w:highlight w:val="darkGray"/>
+        </w:rPr>
+        <w:t>//вечірня/стиховня/стихири/2</w:t>
+      </w:r>
+    </w:p>
+    <w:p>
+      <w:pPr>
+        <w:spacing w:after="120"/>
+      </w:pPr>
+      <w:r>
+        <w:rPr>
+          <w:rFonts w:ascii="Times New Roman" w:hAnsi="Times New Roman"/>
+          <w:sz w:val="24"/>
+        </w:rPr>
+        <w:t>Бу́вши пові́шеним на де́реві,* Ти, єди́ний Си́льний, сколихну́в усі́ творі́ння;* покла́дений у гро́бі, Ти воскреси́в тих, що в гроба́х,* даючи́ лю́дському ро́дові нетлі́нність.* Тому́, співа́ючи, сла́в</w:t>
+      </w:r>
+      <w:r>
+        <w:rPr>
+          <w:rFonts w:ascii="Times New Roman" w:hAnsi="Times New Roman"/>
+          <w:sz w:val="24"/>
+        </w:rPr>
+        <w:t>имо* Твоє́ на тре́тій день воскресі́ння.</w:t>
+      </w:r>
+    </w:p>
+    <w:p>
+      <w:r>
+        <w:rPr>
+          <w:highlight w:val="darkGray"/>
+        </w:rPr>
+        <w:t>//вечірня/стиховня/стихири/3</w:t>
       </w:r>
     </w:p>
     <w:p>
@@ -294,19 +318,22 @@
           <w:rFonts w:ascii="Times New Roman" w:hAnsi="Times New Roman"/>
           <w:sz w:val="24"/>
         </w:rPr>
-        <w:t>Встановив ти, Христе,* покаяння для грішних, а не для праведних.* Тож, маючи приклад розбійника і блудного сина,* Манасії і блудниці, гонителя, митаря і зрадника,* я не втрачаю надії.* Знаючи твоє чоловіколюб'я і доброту, Спасе,* навертаюся і плачу,* і м</w:t>
-      </w:r>
-      <w:r>
-        <w:rPr>
-          <w:rFonts w:ascii="Times New Roman" w:hAnsi="Times New Roman"/>
-          <w:sz w:val="24"/>
-        </w:rPr>
-        <w:t>аю добру надію, що мене приймеш.</w:t>
-      </w:r>
-    </w:p>
-    <w:p>
-      <w:r>
-        <w:t>//господи_взиваю/3</w:t>
+        <w:t>Лю́ди беззако́нні, Хри́сте,* ви́давши Тебе́ Пила́тові, засуди́ли на розп’я́ття* і ста́ли невдя́чними супро́ти Доброчи́нця.* Але́ Ти доброві́льно</w:t>
+      </w:r>
+      <w:r>
+        <w:rPr>
+          <w:rFonts w:ascii="Times New Roman" w:hAnsi="Times New Roman"/>
+          <w:sz w:val="24"/>
+        </w:rPr>
+        <w:t xml:space="preserve"> ви́терпів похова́ння* і тре́тього дня Своє́ю си́лою воскре́с, як Бог,* даючи́ нам ві́чне життя́ і вели́ку ми́лість.</w:t>
+      </w:r>
+    </w:p>
+    <w:p>
+      <w:r>
+        <w:rPr>
+          <w:highlight w:val="darkGray"/>
+        </w:rPr>
+        <w:t>//вечірня/стиховня/стихири/4</w:t>
       </w:r>
     </w:p>
     <w:p>
@@ -319,48 +346,29 @@
           <w:rFonts w:ascii="Times New Roman" w:hAnsi="Times New Roman"/>
           <w:sz w:val="24"/>
         </w:rPr>
-        <w:t>Боже – царю всіх!* Дай нам скруху серця, відвернення від злого й досконалу поправу,* бо ми погрузли в тілесних пристрастях,* і від тебе</w:t>
-      </w:r>
-      <w:r>
-        <w:rPr>
-          <w:rFonts w:ascii="Times New Roman" w:hAnsi="Times New Roman"/>
-          <w:sz w:val="24"/>
-        </w:rPr>
-        <w:t xml:space="preserve"> віддалилися та втратили всяку надію.* Тож, Ісусе всемогутній, Спасителю душ наших,* спаси нас блудних заради великої твоєї доброти.</w:t>
-      </w:r>
-    </w:p>
-    <w:p>
-      <w:pPr>
-        <w:pStyle w:val="Heading1"/>
-      </w:pPr>
-      <w:r>
-        <w:t>Глас 4 - ВТ</w:t>
-      </w:r>
-    </w:p>
-    <w:p>
-      <w:r>
-        <w:t>/октоїх/1/ВТ</w:t>
-      </w:r>
-    </w:p>
-    <w:p>
-      <w:pPr>
-        <w:pStyle w:val="Heading2"/>
-      </w:pPr>
-      <w:r>
-        <w:t>ВЕЧІРНЯ</w:t>
-      </w:r>
-    </w:p>
-    <w:p>
-      <w:pPr>
-        <w:pStyle w:val="Heading3"/>
-      </w:pPr>
-      <w:r>
-        <w:t>//господи_взиваю</w:t>
-      </w:r>
-    </w:p>
-    <w:p>
-      <w:r>
-        <w:t>//господи_взиваю/1</w:t>
+        <w:t>Прибу́вши до Твого́ гро́бу,* жінки́ шука́ли Тебе́ зі сльо</w:t>
+      </w:r>
+      <w:r>
+        <w:rPr>
+          <w:rFonts w:ascii="Times New Roman" w:hAnsi="Times New Roman"/>
+          <w:sz w:val="24"/>
+        </w:rPr>
+        <w:t>за́ми;* не знайшо́вши ж, рида́ли і пла́кали, промовля́ючи:* Го́ре нам, Спа́се наш і Ца́рю всіх!* Як же ж то Тебе́ укра́дено?* Яке́ то мі́сце хова́є Твоє́ життєда́йне ті́ло?* А́нгел же мо́вив до них:* Не пла́чте, ка́же, але́ йді́ть і пропові́дуйте, що Госпо</w:t>
+      </w:r>
+      <w:r>
+        <w:rPr>
+          <w:rFonts w:ascii="Times New Roman" w:hAnsi="Times New Roman"/>
+          <w:sz w:val="24"/>
+        </w:rPr>
+        <w:t>́дь воскре́с!* Він бо дає́ нам ра́дість, як єди́ний і добросе́рдий.</w:t>
+      </w:r>
+    </w:p>
+    <w:p>
+      <w:r>
+        <w:rPr>
+          <w:highlight w:val="darkGray"/>
+        </w:rPr>
+        <w:t>//вечірня/стиховня/стихири/5</w:t>
       </w:r>
     </w:p>
     <w:p>
@@ -371,23 +379,91 @@
       <w:r>
         <w:rPr>
           <w:rFonts w:ascii="Times New Roman" w:hAnsi="Times New Roman"/>
+          <w:b/>
+          <w:sz w:val="24"/>
+        </w:rPr>
+        <w:t>Слава і нині</w:t>
+      </w:r>
+      <w:r>
+        <w:rPr>
+          <w:rFonts w:ascii="Times New Roman" w:hAnsi="Times New Roman"/>
+          <w:sz w:val="24"/>
+        </w:rPr>
+        <w:t>: Згля́нься на молі́ння твої́х слуг, Всенепоро́чна,* усми́рюючи на́пасті, які́ нас пригніта́ють,* визволя́ючи нас від уся́кої недо́лі,* бо в тобі́ ма́ємо ми міцну́ й непохи́тну</w:t>
+      </w:r>
+      <w:r>
+        <w:rPr>
+          <w:rFonts w:ascii="Times New Roman" w:hAnsi="Times New Roman"/>
+          <w:sz w:val="24"/>
+        </w:rPr>
+        <w:t xml:space="preserve"> охоро́ну* і здобули́ на́ше засту́пництво.* Тож неха́й не засоро́мимось, Влади́чице, в на́шім до те́бе зве́рненні,* але́ поспіши́сь на на́ше молі́ння,* бо ми з ві́рою кли́чемо до те́бе:* Ра́дуйся, Влади́чице, всіх допомо́го,* ра́досте і покро́ве та й спасі</w:t>
+      </w:r>
+      <w:r>
+        <w:rPr>
+          <w:rFonts w:ascii="Times New Roman" w:hAnsi="Times New Roman"/>
+          <w:sz w:val="24"/>
+        </w:rPr>
+        <w:t>́ння душ на́ших!</w:t>
+      </w:r>
+    </w:p>
+    <w:p>
+      <w:pPr>
+        <w:pStyle w:val="Heading2"/>
+      </w:pPr>
+      <w:r>
+        <w:t>УТРЕНЯ</w:t>
+      </w:r>
+    </w:p>
+    <w:p>
+      <w:r>
+        <w:rPr>
+          <w:highlight w:val="darkGray"/>
+        </w:rPr>
+        <w:t>//утреня/сідальні_по_першому_славословї/1</w:t>
+      </w:r>
+    </w:p>
+    <w:p>
+      <w:pPr>
+        <w:spacing w:after="120"/>
+        <w:jc w:val="both"/>
+      </w:pPr>
+      <w:r>
+        <w:rPr>
+          <w:rFonts w:ascii="Times New Roman" w:hAnsi="Times New Roman"/>
           <w:i/>
           <w:color w:val="FF0000"/>
           <w:sz w:val="24"/>
         </w:rPr>
-        <w:t xml:space="preserve">(г. 4, подібний: Покликаний був ти): </w:t>
-      </w:r>
-      <w:r>
-        <w:rPr>
-          <w:rFonts w:ascii="Times New Roman" w:hAnsi="Times New Roman"/>
-          <w:sz w:val="24"/>
-        </w:rPr>
-        <w:t>Наслідуючи хананейку душе,* нишком доторкнись Христа і промовляй часто:* Помилуй мене, Владико!* Маю я дитину, що біснується в тілі безвладнім;* віджени від неї гарячку, молюся,* і втихомир непотрібні борсання,* і твоїм острахом оживи мертву молитвами тієї,* що тебе, Христе, пречисто зачала і породила,* і всіх святих,* Доброчинцю всемилостивий.</w:t>
-      </w:r>
-    </w:p>
-    <w:p>
-      <w:r>
-        <w:t>//господи_взиваю/2</w:t>
+        <w:t xml:space="preserve">(г. 4): </w:t>
+      </w:r>
+      <w:r>
+        <w:rPr>
+          <w:rFonts w:ascii="Times New Roman" w:hAnsi="Times New Roman"/>
+          <w:sz w:val="24"/>
+        </w:rPr>
+        <w:t>Мироносиці, поглянувши на вхід до гробу,* і неспроможні знести ангельського сяйва,* дивилися з тремтінням, промовляюч</w:t>
+      </w:r>
+      <w:r>
+        <w:rPr>
+          <w:rFonts w:ascii="Times New Roman" w:hAnsi="Times New Roman"/>
+          <w:sz w:val="24"/>
+        </w:rPr>
+        <w:t xml:space="preserve">и:* Чи не вкрадено, бува, того, що відкрив рай розбійникові?* Чи не встав той, що перед страстями заповів </w:t>
+      </w:r>
+      <w:r>
+        <w:rPr>
+          <w:rFonts w:ascii="Times New Roman" w:hAnsi="Times New Roman"/>
+          <w:sz w:val="24"/>
+        </w:rPr>
+        <w:t>учням воскресіння?* Воістину воскрес Христос,* що дав тим, що були в аді, життя і воскресіння!</w:t>
+      </w:r>
+    </w:p>
+    <w:p>
+      <w:r>
+        <w:rPr>
+          <w:highlight w:val="darkGray"/>
+        </w:rPr>
+        <w:t>//утреня/сідальні_по_першому_славословї/2</w:t>
       </w:r>
     </w:p>
     <w:p>
@@ -398,29 +474,32 @@
       <w:r>
         <w:rPr>
           <w:rFonts w:ascii="Times New Roman" w:hAnsi="Times New Roman"/>
-          <w:sz w:val="24"/>
-        </w:rPr>
-        <w:t>Коли ніневітяни згрішили,* послав ти, Господи, Йону, щоб їм проповідував;* вони ж</w:t>
-      </w:r>
-      <w:r>
-        <w:rPr>
-          <w:rFonts w:ascii="Times New Roman" w:hAnsi="Times New Roman"/>
-          <w:sz w:val="24"/>
-          <w:u w:val="single"/>
-        </w:rPr>
-        <w:t xml:space="preserve"> </w:t>
-      </w:r>
-      <w:r>
-        <w:rPr>
-          <w:rFonts w:ascii="Times New Roman" w:hAnsi="Times New Roman"/>
-          <w:sz w:val="24"/>
-        </w:rPr>
-        <w:t>покаявшись, злобу в жаль змінили* і визволились від погубного гніву.* Пошли, Чоловіколюбче, і нам недостойним твою могутню допомогу,* щоб навернулись ми від незліченних наших прогріхів* та були наставлені на стежку покаяння,* і оплакуючи з тяжким стогоном,* визволились твоєю милістю* від багатьох наших прогріхів.</w:t>
-      </w:r>
-    </w:p>
-    <w:p>
-      <w:r>
-        <w:t>//господи_взиваю/3</w:t>
+          <w:b/>
+          <w:sz w:val="24"/>
+        </w:rPr>
+        <w:t>Слава і нині</w:t>
+      </w:r>
+      <w:r>
+        <w:rPr>
+          <w:rFonts w:ascii="Times New Roman" w:hAnsi="Times New Roman"/>
+          <w:sz w:val="24"/>
+        </w:rPr>
+        <w:t>: Тебе, Богородице, величаємо, співаючи:* Т</w:t>
+      </w:r>
+      <w:r>
+        <w:rPr>
+          <w:rFonts w:ascii="Times New Roman" w:hAnsi="Times New Roman"/>
+          <w:sz w:val="24"/>
+        </w:rPr>
+        <w:t>и гора, від якої несказанно відколовся камінь* і знищив адські брами.</w:t>
+      </w:r>
+    </w:p>
+    <w:p>
+      <w:r>
+        <w:rPr>
+          <w:highlight w:val="darkGray"/>
+        </w:rPr>
+        <w:t>//утреня/сідальні_по_другому_славословї/1</w:t>
       </w:r>
     </w:p>
     <w:p>
@@ -431,43 +510,33 @@
       <w:r>
         <w:rPr>
           <w:rFonts w:ascii="Times New Roman" w:hAnsi="Times New Roman"/>
-          <w:sz w:val="24"/>
-        </w:rPr>
-        <w:t>Як милосердний, прийшов ти у світ,* щоб спасти грішних людей* і закликати їх до покаяння.* Тому спаси, Щедрий, і нас,* що понад усіх тебе прогнівили,* помилувавши заради своєї доброти.* Настав нас, Спасе, твоєю ласкою на стежку покаяння* і дай нам відчути душевну скруху,* утвердивши серце смиренне, просте, покірне та нелукаве,* бо Ти милосердний.</w:t>
-      </w:r>
-    </w:p>
-    <w:p>
-      <w:pPr>
-        <w:pStyle w:val="Heading1"/>
-      </w:pPr>
-      <w:r>
-        <w:t>Глас 4 - СР</w:t>
-      </w:r>
-    </w:p>
-    <w:p>
-      <w:r>
-        <w:t>/октоїх/1/СР</w:t>
-      </w:r>
-    </w:p>
-    <w:p>
-      <w:pPr>
-        <w:pStyle w:val="Heading2"/>
-      </w:pPr>
-      <w:r>
-        <w:t>ВЕЧІРНЯ</w:t>
-      </w:r>
-    </w:p>
-    <w:p>
-      <w:pPr>
-        <w:pStyle w:val="Heading3"/>
-      </w:pPr>
-      <w:r>
-        <w:t>//господи_взиваю</w:t>
-      </w:r>
-    </w:p>
-    <w:p>
-      <w:r>
-        <w:t>//господи_взиваю/1</w:t>
+          <w:i/>
+          <w:color w:val="FF0000"/>
+          <w:sz w:val="24"/>
+        </w:rPr>
+        <w:t>(г. 4, подібний: Здивувався Йосиф):</w:t>
+      </w:r>
+      <w:r>
+        <w:rPr>
+          <w:rFonts w:ascii="Times New Roman" w:hAnsi="Times New Roman"/>
+          <w:sz w:val="24"/>
+        </w:rPr>
+        <w:t xml:space="preserve"> Твоїм добровільним,* Спасе, рішенням ти перетерпів хрест;* смертні ж люди в новім поклали гробі тебе,* що словом створив сторони світу.* Тому зв'язано було смерть,* несамовитого міцно полонено,* </w:t>
+      </w:r>
+      <w:r>
+        <w:rPr>
+          <w:rFonts w:ascii="Times New Roman" w:hAnsi="Times New Roman"/>
+          <w:sz w:val="24"/>
+        </w:rPr>
+        <w:t>і всі, що в аді, окликами привітали життєдайне твоє воскресіння:* Христос воскрес* і життєдавцем перебуває навіки!</w:t>
+      </w:r>
+    </w:p>
+    <w:p>
+      <w:r>
+        <w:rPr>
+          <w:highlight w:val="darkGray"/>
+        </w:rPr>
+        <w:t>//утреня/сідальні_по_другому_славословї/2</w:t>
       </w:r>
     </w:p>
     <w:p>
@@ -478,23 +547,56 @@
       <w:r>
         <w:rPr>
           <w:rFonts w:ascii="Times New Roman" w:hAnsi="Times New Roman"/>
+          <w:b/>
+          <w:sz w:val="24"/>
+        </w:rPr>
+        <w:t>Слава і нині</w:t>
+      </w:r>
+      <w:r>
+        <w:rPr>
+          <w:rFonts w:ascii="Times New Roman" w:hAnsi="Times New Roman"/>
+          <w:sz w:val="24"/>
+        </w:rPr>
+        <w:t xml:space="preserve"> </w:t>
+      </w:r>
+      <w:r>
+        <w:rPr>
+          <w:rFonts w:ascii="Times New Roman" w:hAnsi="Times New Roman"/>
           <w:i/>
           <w:color w:val="FF0000"/>
           <w:sz w:val="24"/>
         </w:rPr>
-        <w:t xml:space="preserve">(г. 4 подібний: Як хороброго): </w:t>
-      </w:r>
-      <w:r>
-        <w:rPr>
-          <w:rFonts w:ascii="Times New Roman" w:hAnsi="Times New Roman"/>
-          <w:sz w:val="24"/>
-        </w:rPr>
-        <w:t>На хрест піднесений* і списом проколений, закривавленими перстами* ти підписав нам визволення,* предобрий Владико,* роздер рукопис прародича Адама* і визволив людську природу.* Тому й оспівуємо, Щедрий,* твою понад усяке розуміння доброту.</w:t>
-      </w:r>
-    </w:p>
-    <w:p>
-      <w:r>
-        <w:t>//господи_взиваю/2</w:t>
+        <w:t>(самоподібний):</w:t>
+      </w:r>
+      <w:r>
+        <w:rPr>
+          <w:rFonts w:ascii="Times New Roman" w:hAnsi="Times New Roman"/>
+          <w:color w:val="FF0000"/>
+          <w:sz w:val="24"/>
+        </w:rPr>
+        <w:t xml:space="preserve"> </w:t>
+      </w:r>
+      <w:r>
+        <w:rPr>
+          <w:rFonts w:ascii="Times New Roman" w:hAnsi="Times New Roman"/>
+          <w:sz w:val="24"/>
+        </w:rPr>
+        <w:t xml:space="preserve">Здивувався Йосиф,* бачивши надприродне, і в дусі добачав:* Немов дощ на руні в твоїм, Богородице,* </w:t>
+      </w:r>
+      <w:r>
+        <w:rPr>
+          <w:rFonts w:ascii="Times New Roman" w:hAnsi="Times New Roman"/>
+          <w:sz w:val="24"/>
+        </w:rPr>
+        <w:t>безсіменнім зачатті,* і кущ вогнем неопалимий, і жезл Арона розквітлий.* Свідчивши це, Обручник твій і охоронець кликав до священиків:* Діва народжує і по родинах далі Дівою зостається.</w:t>
+      </w:r>
+    </w:p>
+    <w:p>
+      <w:r>
+        <w:rPr>
+          <w:highlight w:val="darkGray"/>
+        </w:rPr>
+        <w:t>//утреня/хвалитні/стихири/1</w:t>
       </w:r>
     </w:p>
     <w:p>
@@ -505,21 +607,26 @@
       <w:r>
         <w:rPr>
           <w:rFonts w:ascii="Times New Roman" w:hAnsi="Times New Roman"/>
-          <w:sz w:val="24"/>
-        </w:rPr>
-        <w:t>Оспівую твої страждання,* Владико Ісусе:* хрест, спис, тростину,* губку, цвяхи і побої,* багряницю і вінок терновий,* а й оплювання і зневаги,* які ти добро</w:t>
-      </w:r>
-      <w:r>
-        <w:rPr>
-          <w:rFonts w:ascii="Times New Roman" w:hAnsi="Times New Roman"/>
-          <w:sz w:val="24"/>
-        </w:rPr>
-        <w:t>вільно витерпів.* Тож величаю твоє невинне, Життяподавче, довготерпіння* та з вірою прославляю тебе, Чоловіколюбче.</w:t>
-      </w:r>
-    </w:p>
-    <w:p>
-      <w:r>
-        <w:t>//господи_взиваю/3</w:t>
+          <w:i/>
+          <w:color w:val="FF0000"/>
+          <w:sz w:val="24"/>
+        </w:rPr>
+        <w:t>(г. 4):</w:t>
+      </w:r>
+      <w:r>
+        <w:rPr>
+          <w:rFonts w:ascii="Times New Roman" w:hAnsi="Times New Roman"/>
+          <w:sz w:val="24"/>
+        </w:rPr>
+        <w:t xml:space="preserve"> Всесильний Господи,* що перетерпів хрест і смерть, і воскрес із мертвих!* Славимо твоє воскресіння.</w:t>
+      </w:r>
+    </w:p>
+    <w:p>
+      <w:r>
+        <w:rPr>
+          <w:highlight w:val="darkGray"/>
+        </w:rPr>
+        <w:t>//утреня/хвалитні/стихири/2</w:t>
       </w:r>
     </w:p>
     <w:p>
@@ -532,48 +639,22 @@
           <w:rFonts w:ascii="Times New Roman" w:hAnsi="Times New Roman"/>
           <w:sz w:val="24"/>
         </w:rPr>
-        <w:t>Хресту твоєму чесному поклоняюся, Предобрий,* цілуюч</w:t>
-      </w:r>
-      <w:r>
-        <w:rPr>
-          <w:rFonts w:ascii="Times New Roman" w:hAnsi="Times New Roman"/>
-          <w:sz w:val="24"/>
-        </w:rPr>
-        <w:t>и з любов'ю,* та прославляю твоє незбагненне пониження,* безмірну милість,* несказанні щедроти* і багате милосердя,* заради якого ти спас людську природу,* що перебувала в темряві прогріхів.* Слава, Христе, твоєму розп'яттю!</w:t>
-      </w:r>
-    </w:p>
-    <w:p>
-      <w:pPr>
-        <w:pStyle w:val="Heading1"/>
-      </w:pPr>
-      <w:r>
-        <w:t>Глас 4 - ЧТ</w:t>
-      </w:r>
-    </w:p>
-    <w:p>
-      <w:r>
-        <w:t>/октоїх/1/ЧТ</w:t>
-      </w:r>
-    </w:p>
-    <w:p>
-      <w:pPr>
-        <w:pStyle w:val="Heading2"/>
-      </w:pPr>
-      <w:r>
-        <w:t>ВЕЧІРНЯ</w:t>
-      </w:r>
-    </w:p>
-    <w:p>
-      <w:pPr>
-        <w:pStyle w:val="Heading3"/>
-      </w:pPr>
-      <w:r>
-        <w:t>//господи_взиваю</w:t>
-      </w:r>
-    </w:p>
-    <w:p>
-      <w:r>
-        <w:t>//господи_взиваю/1</w:t>
+        <w:t>Хрестом твоїм, Христе,* визволив ти нас від давнього прокляття* і твоєю с</w:t>
+      </w:r>
+      <w:r>
+        <w:rPr>
+          <w:rFonts w:ascii="Times New Roman" w:hAnsi="Times New Roman"/>
+          <w:sz w:val="24"/>
+        </w:rPr>
+        <w:t>мертю здолав диявола, що нашу природу гнобить,* а воскресінням твоїм усіх сповнив радости.* Тому й співаємо тобі:* Воскреслий з мертвих, Господи, – слава тобі!</w:t>
+      </w:r>
+    </w:p>
+    <w:p>
+      <w:r>
+        <w:rPr>
+          <w:highlight w:val="darkGray"/>
+        </w:rPr>
+        <w:t>//утреня/хвалитні/стихири/3</w:t>
       </w:r>
     </w:p>
     <w:p>
@@ -584,23 +665,195 @@
       <w:r>
         <w:rPr>
           <w:rFonts w:ascii="Times New Roman" w:hAnsi="Times New Roman"/>
+          <w:sz w:val="24"/>
+        </w:rPr>
+        <w:t>Хрестом твоїм,</w:t>
+      </w:r>
+      <w:r>
+        <w:rPr>
+          <w:rFonts w:ascii="Times New Roman" w:hAnsi="Times New Roman"/>
+          <w:sz w:val="24"/>
+        </w:rPr>
+        <w:t xml:space="preserve"> Христе Спасе,* наведи нас на твою істину і визволь нас з сітей ворожих.* Воскреслий з мертвих, піднеси нас, що впали в гріх,* простягни руку твою, чоловіколюбний Господи,* молитвами святих твоїх.</w:t>
+      </w:r>
+    </w:p>
+    <w:p>
+      <w:r>
+        <w:rPr>
+          <w:highlight w:val="darkGray"/>
+        </w:rPr>
+        <w:t>//утреня/хвалитні/стихири/4</w:t>
+      </w:r>
+    </w:p>
+    <w:p>
+      <w:pPr>
+        <w:spacing w:after="120"/>
+        <w:jc w:val="both"/>
+      </w:pPr>
+      <w:r>
+        <w:rPr>
+          <w:rFonts w:ascii="Times New Roman" w:hAnsi="Times New Roman"/>
+          <w:sz w:val="24"/>
+        </w:rPr>
+        <w:t>Єдинородний Сину Божий!* Ти не розлучився від лона твого Отця,* прийшовши з-за чоловіколюб'я на землю.* Ставши незмінно людиною,* ти хрест і смерть перетерпів тілом, безстрасний божеством,* а воскреснувши з мертвих, безсмертя дав людському родові,</w:t>
+      </w:r>
+      <w:r>
+        <w:rPr>
+          <w:rFonts w:ascii="Times New Roman" w:hAnsi="Times New Roman"/>
+          <w:sz w:val="24"/>
+        </w:rPr>
+        <w:t>* як єдиний всесильний.</w:t>
+      </w:r>
+    </w:p>
+    <w:p>
+      <w:r>
+        <w:rPr>
+          <w:highlight w:val="darkGray"/>
+        </w:rPr>
+        <w:t>//утреня/хвалитні/стихири/5</w:t>
+      </w:r>
+    </w:p>
+    <w:p>
+      <w:pPr>
+        <w:spacing w:after="120"/>
+        <w:jc w:val="both"/>
+      </w:pPr>
+      <w:r>
+        <w:rPr>
+          <w:rFonts w:ascii="Times New Roman" w:hAnsi="Times New Roman"/>
+          <w:sz w:val="24"/>
+        </w:rPr>
+        <w:t>Виєднуючи нам безсмертя* ти, Спасе, смерть прийняв тілесну,* у гробі ж ти поселився,* щоб нас визволити з аду, воскресивши з собою;* ти дійсно постраждав як л</w:t>
+      </w:r>
+      <w:r>
+        <w:rPr>
+          <w:rFonts w:ascii="Times New Roman" w:hAnsi="Times New Roman"/>
+          <w:sz w:val="24"/>
+        </w:rPr>
+        <w:t>юдина, але воскрес як Бог.* Тому й співаємо: Слава тобі,* життєдавче Господи, єдиний Чоловіколюбче!</w:t>
+      </w:r>
+    </w:p>
+    <w:p>
+      <w:r>
+        <w:rPr>
+          <w:highlight w:val="darkGray"/>
+        </w:rPr>
+        <w:t>//утреня/хвалитні/стихири/6</w:t>
+      </w:r>
+    </w:p>
+    <w:p>
+      <w:pPr>
+        <w:spacing w:after="120"/>
+        <w:jc w:val="both"/>
+      </w:pPr>
+      <w:r>
+        <w:rPr>
+          <w:rFonts w:ascii="Times New Roman" w:hAnsi="Times New Roman"/>
+          <w:sz w:val="24"/>
+        </w:rPr>
+        <w:t>Скелі розпадалися, Спасе,* як на Череп-місці</w:t>
+      </w:r>
+      <w:r>
+        <w:rPr>
+          <w:rFonts w:ascii="Times New Roman" w:hAnsi="Times New Roman"/>
+          <w:sz w:val="24"/>
+        </w:rPr>
+        <w:t xml:space="preserve"> хрест твій застромлено;* перелякалися на смерть воротарі аду,* коли покладено тебе в гробі немов мертвого.* Бо здолавши смертну силу, воскресінням твоїм,* ти, Спасе, дав усім померлим безсмертя.* Життєдавче, Господи, слава тобі!</w:t>
+      </w:r>
+    </w:p>
+    <w:p>
+      <w:r>
+        <w:rPr>
+          <w:highlight w:val="darkGray"/>
+        </w:rPr>
+        <w:t>//утреня/хвалитні/стихири/7</w:t>
+      </w:r>
+    </w:p>
+    <w:p>
+      <w:pPr>
+        <w:spacing w:after="120"/>
+        <w:jc w:val="both"/>
+      </w:pPr>
+      <w:r>
+        <w:rPr>
+          <w:rFonts w:ascii="Times New Roman" w:hAnsi="Times New Roman"/>
+          <w:sz w:val="24"/>
+        </w:rPr>
+        <w:t>Забажали жінки бачити твоє, Христе Боже, воскресіння.* Приходить найперше Марія Магдалина,* знаходить камінь відвалений від гробу* і ангела, що сидить і промовляє:* Чого шукаєте</w:t>
+      </w:r>
+      <w:r>
+        <w:rPr>
+          <w:rFonts w:ascii="Times New Roman" w:hAnsi="Times New Roman"/>
+          <w:sz w:val="24"/>
+        </w:rPr>
+        <w:t xml:space="preserve"> живого між мертвими?* Він воскрес, як Бог, щоб усіх спасти.</w:t>
+      </w:r>
+    </w:p>
+    <w:p>
+      <w:r>
+        <w:rPr>
+          <w:highlight w:val="darkGray"/>
+        </w:rPr>
+        <w:t>//утреня/хвалитні/стихири/8</w:t>
+      </w:r>
+    </w:p>
+    <w:p>
+      <w:pPr>
+        <w:spacing w:after="120"/>
+        <w:jc w:val="both"/>
+      </w:pPr>
+      <w:r>
+        <w:rPr>
+          <w:rFonts w:ascii="Times New Roman" w:hAnsi="Times New Roman"/>
+          <w:sz w:val="24"/>
+        </w:rPr>
+        <w:t xml:space="preserve">Скажіть невірні: Де є Ісус, що його ви задумали стерегти?* Де той, що його ви поклали в гробі, опечатавши камінь?* </w:t>
+      </w:r>
+      <w:r>
+        <w:rPr>
+          <w:rFonts w:ascii="Times New Roman" w:hAnsi="Times New Roman"/>
+          <w:sz w:val="24"/>
+        </w:rPr>
+        <w:t>Дайте мертвого ви, що відреклись життя!* Дайте похованого або увіруйте воскреслому!* Та коли й ви замовчите Господнє воскресіння,* то камінь промовить, найперше ж отой відвалений із гробу!* Велике твоє милосердя, велике таїнство твого провидіння,* Спасе на</w:t>
+      </w:r>
+      <w:r>
+        <w:rPr>
+          <w:rFonts w:ascii="Times New Roman" w:hAnsi="Times New Roman"/>
+          <w:sz w:val="24"/>
+        </w:rPr>
+        <w:t>ш, – слава тобі!</w:t>
+      </w:r>
+    </w:p>
+    <w:p>
+      <w:r>
+        <w:rPr>
+          <w:highlight w:val="darkGray"/>
+        </w:rPr>
+        <w:t>//утреня/хвалитні/стихири/9</w:t>
+      </w:r>
+    </w:p>
+    <w:p>
+      <w:pPr>
+        <w:spacing w:after="120"/>
+        <w:jc w:val="center"/>
+      </w:pPr>
+      <w:r>
+        <w:rPr>
+          <w:rFonts w:ascii="Times New Roman" w:hAnsi="Times New Roman"/>
+          <w:b/>
           <w:i/>
           <w:color w:val="FF0000"/>
           <w:sz w:val="24"/>
         </w:rPr>
-        <w:t>(г. 4, подібний: Як хороброго):</w:t>
-      </w:r>
-      <w:r>
-        <w:rPr>
-          <w:rFonts w:ascii="Times New Roman" w:hAnsi="Times New Roman"/>
-          <w:sz w:val="24"/>
-        </w:rPr>
-        <w:t xml:space="preserve"> Найвищою мудрістю* хоробро воювали ви, славні,* і виступили проти лукавого ворога,* надівши на себе духовний панцир,* тож здолавши усю силу бісівську,* здобули ви душі людські, немов здобич.* Тому вас, апостоли,* почитаємо повіки.</w:t>
-      </w:r>
-    </w:p>
-    <w:p>
-      <w:r>
-        <w:t>//господи_взиваю/2</w:t>
+        <w:t>Стихира євангельська</w:t>
+      </w:r>
+    </w:p>
+    <w:p>
+      <w:r>
+        <w:rPr>
+          <w:highlight w:val="darkGray"/>
+        </w:rPr>
+        <w:t>//утреня/хвалитні/стихири/10</w:t>
       </w:r>
     </w:p>
     <w:p>
@@ -611,14 +864,34 @@
       <w:r>
         <w:rPr>
           <w:rFonts w:ascii="Times New Roman" w:hAnsi="Times New Roman"/>
-          <w:sz w:val="24"/>
-        </w:rPr>
-        <w:t>Хрестовидно закинувши сіть віри,* дванадцятка твоїх божественних апостолів* виловила всі народи* для твого пізнання, Христе,* і висушила солоні морські води пристрастей.* Тому молю тебе:* призови й мене* з глибини прогріхів* їх благополучними мольбами.</w:t>
-      </w:r>
-    </w:p>
-    <w:p>
-      <w:r>
-        <w:t>//господи_взиваю/3</w:t>
+          <w:b/>
+          <w:sz w:val="24"/>
+        </w:rPr>
+        <w:t>Слава</w:t>
+      </w:r>
+      <w:r>
+        <w:rPr>
+          <w:rFonts w:ascii="Times New Roman" w:hAnsi="Times New Roman"/>
+          <w:sz w:val="24"/>
+        </w:rPr>
+        <w:t xml:space="preserve"> </w:t>
+      </w:r>
+      <w:r>
+        <w:rPr>
+          <w:rFonts w:ascii="Times New Roman" w:hAnsi="Times New Roman"/>
+          <w:i/>
+          <w:color w:val="FF0000"/>
+          <w:sz w:val="24"/>
+        </w:rPr>
+        <w:t xml:space="preserve">(г. ): </w:t>
+      </w:r>
+    </w:p>
+    <w:p>
+      <w:r>
+        <w:rPr>
+          <w:highlight w:val="darkGray"/>
+        </w:rPr>
+        <w:t>//утреня/хвалитні/стихири/11</w:t>
       </w:r>
     </w:p>
     <w:p>
@@ -629,9 +902,48 @@
       <w:r>
         <w:rPr>
           <w:rFonts w:ascii="Times New Roman" w:hAnsi="Times New Roman"/>
-          <w:sz w:val="24"/>
-        </w:rPr>
-        <w:t>Боговибрана і всечесна* дванадцятка апостолів* хай нині прославляється божественними піснями:* Петро й Павло,* Яків, Лука, Йоан з Матеєм;* Тома, Марко, Симон і Пилип,* та преславний Андрій з Матієм,* божественним і премудрим Вартоломеєм,* та з семидесятьма іншими.</w:t>
+          <w:b/>
+          <w:sz w:val="24"/>
+        </w:rPr>
+        <w:t>І нині</w:t>
+      </w:r>
+      <w:r>
+        <w:rPr>
+          <w:rFonts w:ascii="Times New Roman" w:hAnsi="Times New Roman"/>
+          <w:sz w:val="24"/>
+        </w:rPr>
+        <w:t xml:space="preserve">: </w:t>
+      </w:r>
+      <w:r>
+        <w:rPr>
+          <w:rFonts w:ascii="Times New Roman" w:hAnsi="Times New Roman"/>
+          <w:i/>
+          <w:color w:val="FF0000"/>
+          <w:sz w:val="24"/>
+        </w:rPr>
+        <w:t>(г. 2):</w:t>
+      </w:r>
+      <w:r>
+        <w:rPr>
+          <w:rFonts w:ascii="Times New Roman" w:hAnsi="Times New Roman"/>
+          <w:color w:val="FF0000"/>
+          <w:sz w:val="24"/>
+        </w:rPr>
+        <w:t xml:space="preserve"> </w:t>
+      </w:r>
+      <w:r>
+        <w:rPr>
+          <w:rFonts w:ascii="Times New Roman" w:hAnsi="Times New Roman"/>
+          <w:sz w:val="24"/>
+        </w:rPr>
+        <w:t>Преблагословенна ти, Богородице Діво,* бо Воплочений з тебе полонив ад,* покликав Адама, усунув прокляття,* визволив Єву, переміг смерть, і ми ожили.* Тому, співаючи, кличемо:* Благословен</w:t>
+      </w:r>
+      <w:r>
+        <w:rPr>
+          <w:rFonts w:ascii="Times New Roman" w:hAnsi="Times New Roman"/>
+          <w:sz w:val="24"/>
+        </w:rPr>
+        <w:t>ний Христос Бог наш,* що на це зволив, – слава тобі.</w:t>
       </w:r>
     </w:p>
     <w:p>
@@ -639,12 +951,15 @@
         <w:pStyle w:val="Heading1"/>
       </w:pPr>
       <w:r>
-        <w:t>Глас 4 - ПТ</w:t>
-      </w:r>
-    </w:p>
-    <w:p>
-      <w:r>
-        <w:t>/октоїх/1/ПТ</w:t>
+        <w:t>Глас 4 - ПН</w:t>
+      </w:r>
+    </w:p>
+    <w:p>
+      <w:r>
+        <w:rPr>
+          <w:highlight w:val="darkGray"/>
+        </w:rPr>
+        <w:t>/октоїх/4/ПН</w:t>
       </w:r>
     </w:p>
     <w:p>
@@ -660,12 +975,18 @@
         <w:pStyle w:val="Heading3"/>
       </w:pPr>
       <w:r>
-        <w:t>//господи_взиваю</w:t>
-      </w:r>
-    </w:p>
-    <w:p>
-      <w:r>
-        <w:t>//господи_взиваю/1</w:t>
+        <w:rPr>
+          <w:highlight w:val="darkGray"/>
+        </w:rPr>
+        <w:t>//вечірня/господи_взиваю</w:t>
+      </w:r>
+    </w:p>
+    <w:p>
+      <w:r>
+        <w:rPr>
+          <w:highlight w:val="darkGray"/>
+        </w:rPr>
+        <w:t>//вечірня/господи_взиваю/стихири/1</w:t>
       </w:r>
     </w:p>
     <w:p>
@@ -680,26 +1001,29 @@
           <w:color w:val="FF0000"/>
           <w:sz w:val="24"/>
         </w:rPr>
-        <w:t>(г. 4, подібний: Дав ти як знамено):</w:t>
-      </w:r>
-      <w:r>
-        <w:rPr>
-          <w:rFonts w:ascii="Times New Roman" w:hAnsi="Times New Roman"/>
-          <w:sz w:val="24"/>
-        </w:rPr>
-        <w:t xml:space="preserve"> Коли все створіння бачило, як тебе розпинали,* то зворушилось і тремтіло.* Земля тряслася і вся коливалася, і завіса церковна з остраху роздерлась,* довготерпеливе Слово,* коли тебе зневажали,* та й каміння розпадалося зо страху* і сонце проміння скрило,*</w:t>
-      </w:r>
-      <w:r>
-        <w:rPr>
-          <w:rFonts w:ascii="Times New Roman" w:hAnsi="Times New Roman"/>
-          <w:sz w:val="24"/>
-        </w:rPr>
-        <w:t xml:space="preserve"> пізнавши в тобі свого Творця.</w:t>
-      </w:r>
-    </w:p>
-    <w:p>
-      <w:r>
-        <w:t>//господи_взиваю/2</w:t>
+        <w:t xml:space="preserve">(г. 4): </w:t>
+      </w:r>
+      <w:r>
+        <w:rPr>
+          <w:rFonts w:ascii="Times New Roman" w:hAnsi="Times New Roman"/>
+          <w:sz w:val="24"/>
+        </w:rPr>
+        <w:t>Згрішили ми перед тобою, Чоловіколюбче,* не за природою, як людина, щоб могти прохати прощення,* але гірше людини і неприродно, і непрощенно.* Але ти, Спа</w:t>
+      </w:r>
+      <w:r>
+        <w:rPr>
+          <w:rFonts w:ascii="Times New Roman" w:hAnsi="Times New Roman"/>
+          <w:sz w:val="24"/>
+        </w:rPr>
+        <w:t>се наш, бувши Людиною вище природних законів* і понад усяке уявлення, і маючи незглибне чоловіколюб'я,* помилуй нас, що до тебе навертаємося.</w:t>
+      </w:r>
+    </w:p>
+    <w:p>
+      <w:r>
+        <w:rPr>
+          <w:highlight w:val="darkGray"/>
+        </w:rPr>
+        <w:t>//вечірня/господи_взиваю/стихири/2</w:t>
       </w:r>
     </w:p>
     <w:p>
@@ -712,19 +1036,22 @@
           <w:rFonts w:ascii="Times New Roman" w:hAnsi="Times New Roman"/>
           <w:sz w:val="24"/>
         </w:rPr>
-        <w:t>Як то пребеззаконний збір* насмілився засудити тебе,* Суддю безмертного,* що в пустелі колись дав закон богов</w:t>
-      </w:r>
-      <w:r>
-        <w:rPr>
-          <w:rFonts w:ascii="Times New Roman" w:hAnsi="Times New Roman"/>
-          <w:sz w:val="24"/>
-        </w:rPr>
-        <w:t>идцеві Мойсеєві?* Як же то, бачивши на дереві померле Життя всіх,* вони ніяк не побоялись,* ані не подумали в серці,* що ти – єдиний Господь* і створінь Владика?</w:t>
-      </w:r>
-    </w:p>
-    <w:p>
-      <w:r>
-        <w:t>//господи_взиваю/3</w:t>
+        <w:t>Встановив ти, Христе,* покаяння для грішних, а не для праведних.* Тож, маючи приклад розбійника і блудного сина,* Манасії і блудниці, гонителя, митаря і зрадника,* я не втрачаю надії.* Знаючи твоє чоловіколюб'я і доброту, Спасе,* навертаюся і плачу,* і м</w:t>
+      </w:r>
+      <w:r>
+        <w:rPr>
+          <w:rFonts w:ascii="Times New Roman" w:hAnsi="Times New Roman"/>
+          <w:sz w:val="24"/>
+        </w:rPr>
+        <w:t>аю добру надію, що мене приймеш.</w:t>
+      </w:r>
+    </w:p>
+    <w:p>
+      <w:r>
+        <w:rPr>
+          <w:highlight w:val="darkGray"/>
+        </w:rPr>
+        <w:t>//вечірня/господи_взиваю/стихири/3</w:t>
       </w:r>
     </w:p>
     <w:p>
@@ -737,6 +1064,2446 @@
           <w:rFonts w:ascii="Times New Roman" w:hAnsi="Times New Roman"/>
           <w:sz w:val="24"/>
         </w:rPr>
+        <w:t>Боже – царю всіх!* Дай нам скруху серця, відвернення від злого й досконалу поправу,* бо ми погрузли в тілесних пристрастях,* і від тебе</w:t>
+      </w:r>
+      <w:r>
+        <w:rPr>
+          <w:rFonts w:ascii="Times New Roman" w:hAnsi="Times New Roman"/>
+          <w:sz w:val="24"/>
+        </w:rPr>
+        <w:t xml:space="preserve"> віддалилися та втратили всяку надію.* Тож, Ісусе всемогутній, Спасителю душ наших,* спаси нас блудних заради великої твоєї доброти.</w:t>
+      </w:r>
+    </w:p>
+    <w:p>
+      <w:r>
+        <w:rPr>
+          <w:highlight w:val="darkGray"/>
+        </w:rPr>
+        <w:t>//вечірня/стиховня/стихири/1</w:t>
+      </w:r>
+    </w:p>
+    <w:p>
+      <w:pPr>
+        <w:spacing w:after="120"/>
+        <w:jc w:val="both"/>
+      </w:pPr>
+      <w:r>
+        <w:rPr>
+          <w:rFonts w:ascii="Times New Roman" w:hAnsi="Times New Roman"/>
+          <w:i/>
+          <w:color w:val="FF0000"/>
+          <w:sz w:val="24"/>
+        </w:rPr>
+        <w:t xml:space="preserve">(г. 4): </w:t>
+      </w:r>
+      <w:r>
+        <w:rPr>
+          <w:rFonts w:ascii="Times New Roman" w:hAnsi="Times New Roman"/>
+          <w:sz w:val="24"/>
+        </w:rPr>
+        <w:t>Господи, сльозами хотіли ми змити рукопис наших прогрішень,* і решту життя нашого вг</w:t>
+      </w:r>
+      <w:r>
+        <w:rPr>
+          <w:rFonts w:ascii="Times New Roman" w:hAnsi="Times New Roman"/>
+          <w:sz w:val="24"/>
+        </w:rPr>
+        <w:t>одити тобі покаянням;* але ворог спокушає нас і поборює нашу душу.* Господи, спаси нас перше, ніж мали б ми зовсім загинути.</w:t>
+      </w:r>
+    </w:p>
+    <w:p>
+      <w:r>
+        <w:rPr>
+          <w:highlight w:val="darkGray"/>
+        </w:rPr>
+        <w:t>//вечірня/стиховня/стихири/2</w:t>
+      </w:r>
+    </w:p>
+    <w:p>
+      <w:pPr>
+        <w:spacing w:after="120"/>
+        <w:jc w:val="both"/>
+      </w:pPr>
+      <w:r>
+        <w:rPr>
+          <w:rFonts w:ascii="Times New Roman" w:hAnsi="Times New Roman"/>
+          <w:sz w:val="24"/>
+        </w:rPr>
+        <w:t>Хто, Господи, попавши в бурю,* і прибігаючи д</w:t>
+      </w:r>
+      <w:r>
+        <w:rPr>
+          <w:rFonts w:ascii="Times New Roman" w:hAnsi="Times New Roman"/>
+          <w:sz w:val="24"/>
+        </w:rPr>
+        <w:t>о твоєї пристані, не спасається?* Або хто в недузі, вдаючись до твого лікування, не видужає?* Господи, творче всього й лікарю недужих,* спаси нас перше, ніж мали б ми зовсім загинути.</w:t>
+      </w:r>
+    </w:p>
+    <w:p>
+      <w:r>
+        <w:rPr>
+          <w:highlight w:val="darkGray"/>
+        </w:rPr>
+        <w:t>//вечірня/стиховня/стихири/3</w:t>
+      </w:r>
+    </w:p>
+    <w:p>
+      <w:pPr>
+        <w:spacing w:after="120"/>
+        <w:jc w:val="both"/>
+      </w:pPr>
+      <w:r>
+        <w:rPr>
+          <w:rFonts w:ascii="Times New Roman" w:hAnsi="Times New Roman"/>
+          <w:sz w:val="24"/>
+        </w:rPr>
+        <w:t>Ти, що в пам'яті святих твоїх прославляєшся, Христе Боже,* і вислуховуєш молитви їхні,* пошли нам велику милість.</w:t>
+      </w:r>
+    </w:p>
+    <w:p>
+      <w:r>
+        <w:rPr>
+          <w:highlight w:val="darkGray"/>
+        </w:rPr>
+        <w:t>//вечірня/стиховня/стихири/4</w:t>
+      </w:r>
+    </w:p>
+    <w:p>
+      <w:pPr>
+        <w:spacing w:after="120"/>
+        <w:jc w:val="both"/>
+      </w:pPr>
+      <w:r>
+        <w:rPr>
+          <w:rFonts w:ascii="Times New Roman" w:hAnsi="Times New Roman"/>
+          <w:b/>
+          <w:sz w:val="24"/>
+        </w:rPr>
+        <w:t>Слава і нині</w:t>
+      </w:r>
+      <w:r>
+        <w:rPr>
+          <w:rFonts w:ascii="Times New Roman" w:hAnsi="Times New Roman"/>
+          <w:sz w:val="24"/>
+        </w:rPr>
+        <w:t>: Радуйся, світла хмарино!* Радуйся, світлий світильнику!* Радуйся,</w:t>
+      </w:r>
+      <w:r>
+        <w:rPr>
+          <w:rFonts w:ascii="Times New Roman" w:hAnsi="Times New Roman"/>
+          <w:sz w:val="24"/>
+        </w:rPr>
+        <w:t xml:space="preserve"> посудино манни! Радуйся, Аронів жезле!* Радуйся, неопалима купино! Радуйся, світлице!* Радуйся, престоле! Радуйся, горо святая!* Радуйся, всіх захисте! Радуйся, божественний жертовнику!* Радуйся, таїнственна брамо!* Радуйся, всіх радосте!</w:t>
+      </w:r>
+    </w:p>
+    <w:p>
+      <w:pPr>
+        <w:pStyle w:val="Heading2"/>
+      </w:pPr>
+      <w:r>
+        <w:t>УТРЕНЯ</w:t>
+      </w:r>
+    </w:p>
+    <w:p>
+      <w:r>
+        <w:rPr>
+          <w:highlight w:val="darkGray"/>
+        </w:rPr>
+        <w:t>//утреня/сідальні_по_першому_славословї/1</w:t>
+      </w:r>
+    </w:p>
+    <w:p>
+      <w:pPr>
+        <w:spacing w:after="120"/>
+        <w:jc w:val="both"/>
+      </w:pPr>
+      <w:r>
+        <w:rPr>
+          <w:rFonts w:ascii="Times New Roman" w:hAnsi="Times New Roman"/>
+          <w:i/>
+          <w:color w:val="FF0000"/>
+          <w:sz w:val="24"/>
+        </w:rPr>
+        <w:t xml:space="preserve">(г. 4): </w:t>
+      </w:r>
+      <w:r>
+        <w:rPr>
+          <w:rFonts w:ascii="Times New Roman" w:hAnsi="Times New Roman"/>
+          <w:sz w:val="24"/>
+        </w:rPr>
+        <w:t>Навідай, Господи, убогу мою душу,* що в гріхах все своє життя прожила,* і як блудницю, прийми і спаси мене.</w:t>
+      </w:r>
+    </w:p>
+    <w:p>
+      <w:r>
+        <w:rPr>
+          <w:highlight w:val="darkGray"/>
+        </w:rPr>
+        <w:t>//утреня/сідальні_по_першому_славословї/2</w:t>
+      </w:r>
+    </w:p>
+    <w:p>
+      <w:pPr>
+        <w:spacing w:after="120"/>
+        <w:jc w:val="both"/>
+      </w:pPr>
+      <w:r>
+        <w:rPr>
+          <w:rFonts w:ascii="Times New Roman" w:hAnsi="Times New Roman"/>
+          <w:b/>
+          <w:sz w:val="24"/>
+        </w:rPr>
+        <w:t>Слава і нині</w:t>
+      </w:r>
+      <w:r>
+        <w:rPr>
+          <w:rFonts w:ascii="Times New Roman" w:hAnsi="Times New Roman"/>
+          <w:sz w:val="24"/>
+        </w:rPr>
+        <w:t>: Твердиня непереможна ти нам християнам, Богородице Діво,* бо, прибігаючи до тебе, зостаємось непошкодженими* і, знову прогрішаючись, м</w:t>
+      </w:r>
+      <w:r>
+        <w:rPr>
+          <w:rFonts w:ascii="Times New Roman" w:hAnsi="Times New Roman"/>
+          <w:sz w:val="24"/>
+        </w:rPr>
+        <w:t>аємо в тобі молільницю;* тому з подякою кличемо до тебе:* Радуйся, Благодатна, Господь з тобою.</w:t>
+      </w:r>
+    </w:p>
+    <w:p>
+      <w:r>
+        <w:rPr>
+          <w:highlight w:val="darkGray"/>
+        </w:rPr>
+        <w:t>//утреня/сідальні_по_другому_славословї/1</w:t>
+      </w:r>
+    </w:p>
+    <w:p>
+      <w:pPr>
+        <w:spacing w:after="120"/>
+        <w:jc w:val="both"/>
+      </w:pPr>
+      <w:r>
+        <w:rPr>
+          <w:rFonts w:ascii="Times New Roman" w:hAnsi="Times New Roman"/>
+          <w:i/>
+          <w:color w:val="FF0000"/>
+          <w:sz w:val="24"/>
+        </w:rPr>
+        <w:t xml:space="preserve">(г. 4): </w:t>
+      </w:r>
+      <w:r>
+        <w:rPr>
+          <w:rFonts w:ascii="Times New Roman" w:hAnsi="Times New Roman"/>
+          <w:sz w:val="24"/>
+        </w:rPr>
+        <w:t>Увійдімо негайно в світлицю</w:t>
+      </w:r>
+      <w:r>
+        <w:rPr>
+          <w:rFonts w:ascii="Times New Roman" w:hAnsi="Times New Roman"/>
+          <w:sz w:val="24"/>
+        </w:rPr>
+        <w:t xml:space="preserve"> Жениха-Христа,* щоб почути божественний голос Христа − Бога нашого:* Прийдіть, любителі небесної слави,* і осягніть її разом з мудрими дівами,* розсвітивши свої світичі вірою.</w:t>
+      </w:r>
+    </w:p>
+    <w:p>
+      <w:r>
+        <w:rPr>
+          <w:highlight w:val="darkGray"/>
+        </w:rPr>
+        <w:t>//утреня/сідальні_по_другому_славословї/2</w:t>
+      </w:r>
+    </w:p>
+    <w:p>
+      <w:pPr>
+        <w:spacing w:after="120"/>
+        <w:jc w:val="both"/>
+      </w:pPr>
+      <w:r>
+        <w:rPr>
+          <w:rFonts w:ascii="Times New Roman" w:hAnsi="Times New Roman"/>
+          <w:b/>
+          <w:sz w:val="24"/>
+        </w:rPr>
+        <w:t>Слава і нині</w:t>
+      </w:r>
+      <w:r>
+        <w:rPr>
+          <w:rFonts w:ascii="Times New Roman" w:hAnsi="Times New Roman"/>
+          <w:sz w:val="24"/>
+        </w:rPr>
+        <w:t>: Ти, Діво, що через ангела прийняла Слово в твоєму лоні* і зродила воплоченого Христа Бога – Еммануїла,* моли його, Богородице, за душі наші.</w:t>
+      </w:r>
+    </w:p>
+    <w:p>
+      <w:r>
+        <w:rPr>
+          <w:highlight w:val="darkGray"/>
+        </w:rPr>
+        <w:t>//утреня/світильні/1</w:t>
+      </w:r>
+    </w:p>
+    <w:p>
+      <w:pPr>
+        <w:spacing w:after="120"/>
+        <w:jc w:val="both"/>
+      </w:pPr>
+      <w:r>
+        <w:rPr>
+          <w:rFonts w:ascii="Times New Roman" w:hAnsi="Times New Roman"/>
+          <w:sz w:val="24"/>
+        </w:rPr>
+        <w:t>Архангели й ангели, начала й господьства,* сили і власті, престоли, багатозорі херувими і шестикрилі серафими!* Моліться за нас, щоб визволились ми від бід і вогню невгасного.</w:t>
+      </w:r>
+    </w:p>
+    <w:p>
+      <w:r>
+        <w:rPr>
+          <w:highlight w:val="darkGray"/>
+        </w:rPr>
+        <w:t>//утреня/світильні/2</w:t>
+      </w:r>
+    </w:p>
+    <w:p>
+      <w:pPr>
+        <w:spacing w:after="120"/>
+        <w:jc w:val="both"/>
+      </w:pPr>
+      <w:r>
+        <w:rPr>
+          <w:rFonts w:ascii="Times New Roman" w:hAnsi="Times New Roman"/>
+          <w:b/>
+          <w:sz w:val="24"/>
+        </w:rPr>
+        <w:t>Слава і нині</w:t>
+      </w:r>
+      <w:r>
+        <w:rPr>
+          <w:rFonts w:ascii="Times New Roman" w:hAnsi="Times New Roman"/>
+          <w:sz w:val="24"/>
+        </w:rPr>
+        <w:t>: Ти мені заступниця, Пречиста,* кріпке забороло і провідниця світу,</w:t>
+      </w:r>
+      <w:r>
+        <w:rPr>
+          <w:rFonts w:ascii="Times New Roman" w:hAnsi="Times New Roman"/>
+          <w:sz w:val="24"/>
+        </w:rPr>
+        <w:t>* тож до тебе припадаю і кличу:* Визволь мене, Діво, від лютих бід та звільни від вічного вогню,* бо на тебе надіюся.</w:t>
+      </w:r>
+    </w:p>
+    <w:p>
+      <w:r>
+        <w:rPr>
+          <w:highlight w:val="darkGray"/>
+        </w:rPr>
+        <w:t>//утреня/стиховня/стихири/1</w:t>
+      </w:r>
+    </w:p>
+    <w:p>
+      <w:pPr>
+        <w:spacing w:after="120"/>
+        <w:jc w:val="both"/>
+      </w:pPr>
+      <w:r>
+        <w:rPr>
+          <w:rFonts w:ascii="Times New Roman" w:hAnsi="Times New Roman"/>
+          <w:i/>
+          <w:color w:val="FF0000"/>
+          <w:sz w:val="24"/>
+        </w:rPr>
+        <w:t xml:space="preserve">(г. 4): </w:t>
+      </w:r>
+      <w:r>
+        <w:rPr>
+          <w:rFonts w:ascii="Times New Roman" w:hAnsi="Times New Roman"/>
+          <w:sz w:val="24"/>
+        </w:rPr>
+        <w:t>Обмий нас сльозами нашими, Спасе,* бо забруднились ми багатьма гріхами!* Тому перед тобою припадаємо:* Згрішили ми, Боже, помилуй нас.</w:t>
+      </w:r>
+    </w:p>
+    <w:p>
+      <w:r>
+        <w:rPr>
+          <w:highlight w:val="darkGray"/>
+        </w:rPr>
+        <w:t>//утреня/стиховня/стихири/2</w:t>
+      </w:r>
+    </w:p>
+    <w:p>
+      <w:pPr>
+        <w:spacing w:after="120"/>
+        <w:jc w:val="both"/>
+      </w:pPr>
+      <w:r>
+        <w:rPr>
+          <w:rFonts w:ascii="Times New Roman" w:hAnsi="Times New Roman"/>
+          <w:i/>
+          <w:color w:val="FF0000"/>
+          <w:sz w:val="24"/>
+        </w:rPr>
+        <w:t>Стих:</w:t>
+      </w:r>
+      <w:r>
+        <w:rPr>
+          <w:rFonts w:ascii="Times New Roman" w:hAnsi="Times New Roman"/>
+          <w:i/>
+          <w:sz w:val="24"/>
+        </w:rPr>
+        <w:t xml:space="preserve"> </w:t>
+      </w:r>
+      <w:r>
+        <w:rPr>
+          <w:rFonts w:ascii="Times New Roman" w:hAnsi="Times New Roman"/>
+          <w:sz w:val="24"/>
+          <w:u w:val="single"/>
+        </w:rPr>
+        <w:t>Насити нас уранці милістю твоєю, Господи, щоб ми раділи й веселились по всі дні наші. Звесели нас мірою днів, за як</w:t>
+      </w:r>
+      <w:r>
+        <w:rPr>
+          <w:rFonts w:ascii="Times New Roman" w:hAnsi="Times New Roman"/>
+          <w:sz w:val="24"/>
+          <w:u w:val="single"/>
+        </w:rPr>
+        <w:t>их ти засмутив нас, мірою літ, що в них ми зазнали горя.* Нехай виявиться твоїм слугам твоє діло, і слава твоя – їхнім дітям.</w:t>
+      </w:r>
+    </w:p>
+    <w:p>
+      <w:r>
+        <w:rPr>
+          <w:highlight w:val="darkGray"/>
+        </w:rPr>
+        <w:t>//утреня/стиховня/стихири/3</w:t>
+      </w:r>
+    </w:p>
+    <w:p>
+      <w:pPr>
+        <w:spacing w:after="120"/>
+        <w:jc w:val="both"/>
+      </w:pPr>
+      <w:r>
+        <w:rPr>
+          <w:rFonts w:ascii="Times New Roman" w:hAnsi="Times New Roman"/>
+          <w:sz w:val="24"/>
+        </w:rPr>
+        <w:t>Я, овечка духовного твого стада,* прибігаю до тебе, як доброго пастиря.* Відшукай мене, що блукаю, Боже, і помилуй мене.</w:t>
+      </w:r>
+    </w:p>
+    <w:p>
+      <w:r>
+        <w:rPr>
+          <w:highlight w:val="darkGray"/>
+        </w:rPr>
+        <w:t>//утреня/стиховня/стихири/4</w:t>
+      </w:r>
+    </w:p>
+    <w:p>
+      <w:pPr>
+        <w:spacing w:after="120"/>
+        <w:jc w:val="both"/>
+      </w:pPr>
+      <w:r>
+        <w:rPr>
+          <w:rFonts w:ascii="Times New Roman" w:hAnsi="Times New Roman"/>
+          <w:i/>
+          <w:color w:val="FF0000"/>
+          <w:sz w:val="24"/>
+        </w:rPr>
+        <w:t>Стих:</w:t>
+      </w:r>
+      <w:r>
+        <w:rPr>
+          <w:rFonts w:ascii="Times New Roman" w:hAnsi="Times New Roman"/>
+          <w:i/>
+          <w:sz w:val="24"/>
+        </w:rPr>
+        <w:t xml:space="preserve"> </w:t>
+      </w:r>
+      <w:r>
+        <w:rPr>
+          <w:rFonts w:ascii="Times New Roman" w:hAnsi="Times New Roman"/>
+          <w:sz w:val="24"/>
+          <w:u w:val="single"/>
+        </w:rPr>
+        <w:t>І ласка Господа, Бога нашого, нехай буде над нами,* і стверди діло рук наших; стверди його – діло рук наших.</w:t>
+      </w:r>
+    </w:p>
+    <w:p>
+      <w:r>
+        <w:rPr>
+          <w:highlight w:val="darkGray"/>
+        </w:rPr>
+        <w:t>//утреня/стиховня/стихири/5</w:t>
+      </w:r>
+    </w:p>
+    <w:p>
+      <w:pPr>
+        <w:spacing w:after="120"/>
+        <w:jc w:val="both"/>
+      </w:pPr>
+      <w:r>
+        <w:rPr>
+          <w:rFonts w:ascii="Times New Roman" w:hAnsi="Times New Roman"/>
+          <w:sz w:val="24"/>
+        </w:rPr>
+        <w:t>Хто, святі мученики,</w:t>
+      </w:r>
+      <w:r>
+        <w:rPr>
+          <w:rFonts w:ascii="Times New Roman" w:hAnsi="Times New Roman"/>
+          <w:sz w:val="24"/>
+        </w:rPr>
+        <w:t xml:space="preserve"> не злякається,* бачивши вашу добру борню, якою ви боролися.* Як то, бувши у тілі, перемогли ви безтілесного ворога,* ісповідуючи Христа, хрестом озброївшись?* Тому явились ви гідними прогонителями бісів* і переможцями ворогів, невпинно молившись за душі н</w:t>
+      </w:r>
+      <w:r>
+        <w:rPr>
+          <w:rFonts w:ascii="Times New Roman" w:hAnsi="Times New Roman"/>
+          <w:sz w:val="24"/>
+        </w:rPr>
+        <w:t>аші.</w:t>
+      </w:r>
+    </w:p>
+    <w:p>
+      <w:r>
+        <w:rPr>
+          <w:highlight w:val="darkGray"/>
+        </w:rPr>
+        <w:t>//утреня/стиховня/стихири/6</w:t>
+      </w:r>
+    </w:p>
+    <w:p>
+      <w:pPr>
+        <w:spacing w:after="120"/>
+        <w:jc w:val="both"/>
+      </w:pPr>
+      <w:r>
+        <w:rPr>
+          <w:rFonts w:ascii="Times New Roman" w:hAnsi="Times New Roman"/>
+          <w:b/>
+          <w:sz w:val="24"/>
+        </w:rPr>
+        <w:t>Слава і нині</w:t>
+      </w:r>
+      <w:r>
+        <w:rPr>
+          <w:rFonts w:ascii="Times New Roman" w:hAnsi="Times New Roman"/>
+          <w:sz w:val="24"/>
+        </w:rPr>
+        <w:t>: Богородице, всіх царице, православних славо!* Знищ єретичну гординю і засором обличчя тих,* що тобі не поклоняються і не почитають, Пречиста,* святого твого образа.</w:t>
+      </w:r>
+    </w:p>
+    <w:p>
+      <w:pPr>
+        <w:pStyle w:val="Heading1"/>
+      </w:pPr>
+      <w:r>
+        <w:t>Глас 4 - ВВ</w:t>
+      </w:r>
+    </w:p>
+    <w:p>
+      <w:r>
+        <w:rPr>
+          <w:highlight w:val="darkGray"/>
+        </w:rPr>
+        <w:t>/октоїх/4/ВВ</w:t>
+      </w:r>
+    </w:p>
+    <w:p>
+      <w:pPr>
+        <w:pStyle w:val="Heading2"/>
+      </w:pPr>
+      <w:r>
+        <w:t>ВЕЧІРНЯ</w:t>
+      </w:r>
+    </w:p>
+    <w:p>
+      <w:pPr>
+        <w:pStyle w:val="Heading3"/>
+      </w:pPr>
+      <w:r>
+        <w:rPr>
+          <w:highlight w:val="darkGray"/>
+        </w:rPr>
+        <w:t>//вечірня/господи_взиваю</w:t>
+      </w:r>
+    </w:p>
+    <w:p>
+      <w:r>
+        <w:rPr>
+          <w:highlight w:val="darkGray"/>
+        </w:rPr>
+        <w:t>//вечірня/господи_взиваю/стихири/1</w:t>
+      </w:r>
+    </w:p>
+    <w:p>
+      <w:pPr>
+        <w:spacing w:after="120"/>
+        <w:jc w:val="both"/>
+      </w:pPr>
+      <w:r>
+        <w:rPr>
+          <w:rFonts w:ascii="Times New Roman" w:hAnsi="Times New Roman"/>
+          <w:i/>
+          <w:color w:val="FF0000"/>
+          <w:sz w:val="24"/>
+        </w:rPr>
+        <w:t xml:space="preserve">(г. 4, подібний: Покликаний був ти): </w:t>
+      </w:r>
+      <w:r>
+        <w:rPr>
+          <w:rFonts w:ascii="Times New Roman" w:hAnsi="Times New Roman"/>
+          <w:sz w:val="24"/>
+        </w:rPr>
+        <w:t>Наслідуючи хананейку душе,* нишком доторкнись Христа і промовляй часто:* Помилуй мене, Владико!* Маю я дитину, що біснується в тілі безвладнім;* віджени від неї гарячку, молюся,* і втихомир непотрібні борсання,* і твоїм острахом оживи мертву молитвами тієї,* що тебе, Христе, пречисто зачала і породила,* і всіх святих,* Доброчинцю всемилостивий.</w:t>
+      </w:r>
+    </w:p>
+    <w:p>
+      <w:r>
+        <w:rPr>
+          <w:highlight w:val="darkGray"/>
+        </w:rPr>
+        <w:t>//вечірня/господи_взиваю/стихири/2</w:t>
+      </w:r>
+    </w:p>
+    <w:p>
+      <w:pPr>
+        <w:spacing w:after="120"/>
+        <w:jc w:val="both"/>
+      </w:pPr>
+      <w:r>
+        <w:rPr>
+          <w:rFonts w:ascii="Times New Roman" w:hAnsi="Times New Roman"/>
+          <w:sz w:val="24"/>
+        </w:rPr>
+        <w:t>Коли ніневітяни згрішили,* послав ти, Господи, Йону, щоб їм проповідував;* вони ж</w:t>
+      </w:r>
+      <w:r>
+        <w:rPr>
+          <w:rFonts w:ascii="Times New Roman" w:hAnsi="Times New Roman"/>
+          <w:sz w:val="24"/>
+          <w:u w:val="single"/>
+        </w:rPr>
+        <w:t xml:space="preserve"> </w:t>
+      </w:r>
+      <w:r>
+        <w:rPr>
+          <w:rFonts w:ascii="Times New Roman" w:hAnsi="Times New Roman"/>
+          <w:sz w:val="24"/>
+        </w:rPr>
+        <w:t>покаявшись, злобу в жаль змінили* і визволились від погубного гніву.* Пошли, Чоловіколюбче, і нам недостойним твою могутню допомогу,* щоб навернулись ми від незліченних наших прогріхів* та були наставлені на стежку покаяння,* і оплакуючи з тяжким стогоном,* визволились твоєю милістю* від багатьох наших прогріхів.</w:t>
+      </w:r>
+    </w:p>
+    <w:p>
+      <w:r>
+        <w:rPr>
+          <w:highlight w:val="darkGray"/>
+        </w:rPr>
+        <w:t>//вечірня/господи_взиваю/стихири/3</w:t>
+      </w:r>
+    </w:p>
+    <w:p>
+      <w:pPr>
+        <w:spacing w:after="120"/>
+        <w:jc w:val="both"/>
+      </w:pPr>
+      <w:r>
+        <w:rPr>
+          <w:rFonts w:ascii="Times New Roman" w:hAnsi="Times New Roman"/>
+          <w:sz w:val="24"/>
+        </w:rPr>
+        <w:t>Як милосердний, прийшов ти у світ,* щоб спасти грішних людей* і закликати їх до покаяння.* Тому спаси, Щедрий, і нас,* що понад усіх тебе прогнівили,* помилувавши заради своєї доброти.* Настав нас, Спасе, твоєю ласкою на стежку покаяння* і дай нам відчути душевну скруху,* утвердивши серце смиренне, просте, покірне та нелукаве,* бо Ти милосердний.</w:t>
+      </w:r>
+    </w:p>
+    <w:p>
+      <w:r>
+        <w:rPr>
+          <w:highlight w:val="darkGray"/>
+        </w:rPr>
+        <w:t>//вечірня/стиховня/стихири/1</w:t>
+      </w:r>
+    </w:p>
+    <w:p>
+      <w:pPr>
+        <w:spacing w:after="120"/>
+        <w:jc w:val="both"/>
+      </w:pPr>
+      <w:r>
+        <w:rPr>
+          <w:rFonts w:ascii="Times New Roman" w:hAnsi="Times New Roman"/>
+          <w:i/>
+          <w:color w:val="FF0000"/>
+          <w:sz w:val="24"/>
+        </w:rPr>
+        <w:t xml:space="preserve">(г. 4): </w:t>
+      </w:r>
+      <w:r>
+        <w:rPr>
+          <w:rFonts w:ascii="Times New Roman" w:hAnsi="Times New Roman"/>
+          <w:sz w:val="24"/>
+        </w:rPr>
+        <w:t>Господи, сльозами хотіли ми змити рукопис наших прогрішень,* і решту життя нашого вгодити тобі покаянням;* але ворог спокушає нас і поборює нашу душу.* Господи, спаси нас перше, ніж мали б ми зовсім загинути.</w:t>
+      </w:r>
+    </w:p>
+    <w:p>
+      <w:r>
+        <w:rPr>
+          <w:highlight w:val="darkGray"/>
+        </w:rPr>
+        <w:t>//вечірня/стиховня/стихири/2</w:t>
+      </w:r>
+    </w:p>
+    <w:p>
+      <w:pPr>
+        <w:spacing w:after="120"/>
+        <w:jc w:val="both"/>
+      </w:pPr>
+      <w:r>
+        <w:rPr>
+          <w:rFonts w:ascii="Times New Roman" w:hAnsi="Times New Roman"/>
+          <w:sz w:val="24"/>
+        </w:rPr>
+        <w:t>Хто, Господи, попавши в бурю,* і прибігаючи до твоєї пристані, не спасається?* Або хто в недузі, вдаючись до твого лікування, не видужає?* Господи, творче всього й лікарю недужих,* спаси нас перше, ніж мали б ми зовсім загинути.</w:t>
+      </w:r>
+    </w:p>
+    <w:p>
+      <w:r>
+        <w:rPr>
+          <w:highlight w:val="darkGray"/>
+        </w:rPr>
+        <w:t>//вечірня/стиховня/стихири/3</w:t>
+      </w:r>
+    </w:p>
+    <w:p>
+      <w:pPr>
+        <w:spacing w:after="120"/>
+        <w:jc w:val="both"/>
+      </w:pPr>
+      <w:r>
+        <w:rPr>
+          <w:rFonts w:ascii="Times New Roman" w:hAnsi="Times New Roman"/>
+          <w:sz w:val="24"/>
+        </w:rPr>
+        <w:t>Прийнявши терпіння святих мучеників,* прийми й від нас співання, Чоловіколюбче;* їхніми молитвами дай нам велику милість.</w:t>
+      </w:r>
+    </w:p>
+    <w:p>
+      <w:r>
+        <w:rPr>
+          <w:highlight w:val="darkGray"/>
+        </w:rPr>
+        <w:t>//вечірня/стиховня/стихири/4</w:t>
+      </w:r>
+    </w:p>
+    <w:p>
+      <w:pPr>
+        <w:spacing w:after="120"/>
+        <w:jc w:val="both"/>
+      </w:pPr>
+      <w:r>
+        <w:rPr>
+          <w:rFonts w:ascii="Times New Roman" w:hAnsi="Times New Roman"/>
+          <w:b/>
+          <w:sz w:val="24"/>
+        </w:rPr>
+        <w:t>Слава і нині</w:t>
+      </w:r>
+      <w:r>
+        <w:rPr>
+          <w:rFonts w:ascii="Times New Roman" w:hAnsi="Times New Roman"/>
+          <w:sz w:val="24"/>
+        </w:rPr>
+        <w:t>: Визволь нас від нужд наших,* Мати Христа Бога, що всіх Творця породила,* щоб усі ми кликали до тебе:* Радуйся, єдина провіднице душ наших.</w:t>
+      </w:r>
+    </w:p>
+    <w:p>
+      <w:pPr>
+        <w:pStyle w:val="Heading2"/>
+      </w:pPr>
+      <w:r>
+        <w:t>УТРЕНЯ</w:t>
+      </w:r>
+    </w:p>
+    <w:p>
+      <w:r>
+        <w:rPr>
+          <w:highlight w:val="darkGray"/>
+        </w:rPr>
+        <w:t>//утреня/сідальні_по_першому_славословї/1</w:t>
+      </w:r>
+    </w:p>
+    <w:p>
+      <w:pPr>
+        <w:spacing w:after="120"/>
+        <w:jc w:val="both"/>
+      </w:pPr>
+      <w:r>
+        <w:rPr>
+          <w:rFonts w:ascii="Times New Roman" w:hAnsi="Times New Roman"/>
+          <w:i/>
+          <w:color w:val="FF0000"/>
+          <w:sz w:val="24"/>
+        </w:rPr>
+        <w:t xml:space="preserve">(г. 4): </w:t>
+      </w:r>
+      <w:r>
+        <w:rPr>
+          <w:rFonts w:ascii="Times New Roman" w:hAnsi="Times New Roman"/>
+          <w:sz w:val="24"/>
+        </w:rPr>
+        <w:t>Пропливаючи море життя сучасного,* думаю про безодню численних моїх злодіянь,* і не маючи духовного керманича,* кличу до тебе Петровим голосом:* Спаси мене, Христе! Спаси мене, Боже,* як чоловіколюбець.</w:t>
+      </w:r>
+    </w:p>
+    <w:p>
+      <w:r>
+        <w:rPr>
+          <w:highlight w:val="darkGray"/>
+        </w:rPr>
+        <w:t>//утреня/сідальні_по_першому_славословї/2</w:t>
+      </w:r>
+    </w:p>
+    <w:p>
+      <w:pPr>
+        <w:spacing w:after="120"/>
+        <w:jc w:val="both"/>
+      </w:pPr>
+      <w:r>
+        <w:rPr>
+          <w:rFonts w:ascii="Times New Roman" w:hAnsi="Times New Roman"/>
+          <w:b/>
+          <w:sz w:val="24"/>
+        </w:rPr>
+        <w:t>Слава і нині</w:t>
+      </w:r>
+      <w:r>
+        <w:rPr>
+          <w:rFonts w:ascii="Times New Roman" w:hAnsi="Times New Roman"/>
+          <w:sz w:val="24"/>
+        </w:rPr>
+        <w:t>: Як справжня Богородиця,* молися сміливо як мати до твого Сина й Бога нашого:* нехай особливо захороняє це місто,* що до твого Покрову вдається,* і в тобі маючи свою потугу, до тебе прибігає,* як до пристановища і твердині,* єдиної Провідниці людського роду.</w:t>
+      </w:r>
+    </w:p>
+    <w:p>
+      <w:r>
+        <w:rPr>
+          <w:highlight w:val="darkGray"/>
+        </w:rPr>
+        <w:t>//утреня/сідальні_по_другому_славословї/1</w:t>
+      </w:r>
+    </w:p>
+    <w:p>
+      <w:pPr>
+        <w:spacing w:after="120"/>
+        <w:jc w:val="both"/>
+      </w:pPr>
+      <w:r>
+        <w:rPr>
+          <w:rFonts w:ascii="Times New Roman" w:hAnsi="Times New Roman"/>
+          <w:i/>
+          <w:color w:val="FF0000"/>
+          <w:sz w:val="24"/>
+        </w:rPr>
+        <w:t xml:space="preserve">(г. 4): </w:t>
+      </w:r>
+      <w:r>
+        <w:rPr>
+          <w:rFonts w:ascii="Times New Roman" w:hAnsi="Times New Roman"/>
+          <w:sz w:val="24"/>
+        </w:rPr>
+        <w:t>Осуджені багатьма нашими гріхами* і засмучені страхом перед мукою,* сердечні сльози покаяння приносимо тобі, Христе Боже наш,* що маєш владу над життям і смертю,* і кличемо до тебе зі скрухою:* згрішили ми, Господи, спаси нас.</w:t>
+      </w:r>
+    </w:p>
+    <w:p>
+      <w:r>
+        <w:rPr>
+          <w:highlight w:val="darkGray"/>
+        </w:rPr>
+        <w:t>//утреня/сідальні_по_другому_славословї/2</w:t>
+      </w:r>
+    </w:p>
+    <w:p>
+      <w:pPr>
+        <w:spacing w:after="120"/>
+        <w:jc w:val="both"/>
+      </w:pPr>
+      <w:r>
+        <w:rPr>
+          <w:rFonts w:ascii="Times New Roman" w:hAnsi="Times New Roman"/>
+          <w:b/>
+          <w:sz w:val="24"/>
+        </w:rPr>
+        <w:t>Слава і нині</w:t>
+      </w:r>
+      <w:r>
+        <w:rPr>
+          <w:rFonts w:ascii="Times New Roman" w:hAnsi="Times New Roman"/>
+          <w:sz w:val="24"/>
+        </w:rPr>
+        <w:t>: Богородице Діво, єдина чиста і єдина благословенна!* Ми пізнали Слово Отця, Христа Бога нашого,* що з тебе воплотився,* тому безупинно тебе, оспівуючи, величаємо.</w:t>
+      </w:r>
+    </w:p>
+    <w:p>
+      <w:r>
+        <w:rPr>
+          <w:highlight w:val="darkGray"/>
+        </w:rPr>
+        <w:t>//утреня/світильні/1</w:t>
+      </w:r>
+    </w:p>
+    <w:p>
+      <w:pPr>
+        <w:spacing w:after="120"/>
+        <w:jc w:val="both"/>
+      </w:pPr>
+      <w:r>
+        <w:rPr>
+          <w:rFonts w:ascii="Times New Roman" w:hAnsi="Times New Roman"/>
+          <w:sz w:val="24"/>
+        </w:rPr>
+        <w:t>Пророче преславний і Предтече благодати!* Ти проповідував усім покаяння на спасіння* і показав, блаженний, Агнця, що бере гріхи світу.* Моли його нині, щоб він помилував світ.</w:t>
+      </w:r>
+    </w:p>
+    <w:p>
+      <w:r>
+        <w:rPr>
+          <w:highlight w:val="darkGray"/>
+        </w:rPr>
+        <w:t>//утреня/світильні/2</w:t>
+      </w:r>
+    </w:p>
+    <w:p>
+      <w:pPr>
+        <w:spacing w:after="120"/>
+        <w:jc w:val="both"/>
+      </w:pPr>
+      <w:r>
+        <w:rPr>
+          <w:rFonts w:ascii="Times New Roman" w:hAnsi="Times New Roman"/>
+          <w:b/>
+          <w:sz w:val="24"/>
+        </w:rPr>
+        <w:t>Слава і нині</w:t>
+      </w:r>
+      <w:r>
+        <w:rPr>
+          <w:rFonts w:ascii="Times New Roman" w:hAnsi="Times New Roman"/>
+          <w:sz w:val="24"/>
+        </w:rPr>
+        <w:t>: Тебе, Діво, сповістили всі пророки.* Давид назвав тебе горою і кораблем, і світильником,* і драбиною, і мостом, і посудиною, що носить манну,* і палицею розквітлою,* а ми тебе, як Богородицю, гідно почитаємо.</w:t>
+      </w:r>
+    </w:p>
+    <w:p>
+      <w:r>
+        <w:rPr>
+          <w:highlight w:val="darkGray"/>
+        </w:rPr>
+        <w:t>//утреня/стиховня/стихири/1</w:t>
+      </w:r>
+    </w:p>
+    <w:p>
+      <w:pPr>
+        <w:spacing w:after="120"/>
+        <w:jc w:val="both"/>
+      </w:pPr>
+      <w:r>
+        <w:rPr>
+          <w:rFonts w:ascii="Times New Roman" w:hAnsi="Times New Roman"/>
+          <w:i/>
+          <w:color w:val="FF0000"/>
+          <w:sz w:val="24"/>
+        </w:rPr>
+        <w:t xml:space="preserve">(г. 4): </w:t>
+      </w:r>
+      <w:r>
+        <w:rPr>
+          <w:rFonts w:ascii="Times New Roman" w:hAnsi="Times New Roman"/>
+          <w:sz w:val="24"/>
+        </w:rPr>
+        <w:t>Я, овечка духовного твого стада,* прибігаю до тебе, як доброго пастиря.* Відшукай мене, що блукаю, Боже, і помилуй мене.</w:t>
+      </w:r>
+    </w:p>
+    <w:p>
+      <w:r>
+        <w:rPr>
+          <w:highlight w:val="darkGray"/>
+        </w:rPr>
+        <w:t>//утреня/стиховня/стихири/2</w:t>
+      </w:r>
+    </w:p>
+    <w:p>
+      <w:pPr>
+        <w:spacing w:after="120"/>
+        <w:jc w:val="both"/>
+      </w:pPr>
+      <w:r>
+        <w:rPr>
+          <w:rFonts w:ascii="Times New Roman" w:hAnsi="Times New Roman"/>
+          <w:i/>
+          <w:color w:val="FF0000"/>
+          <w:sz w:val="24"/>
+        </w:rPr>
+        <w:t>Стих:</w:t>
+      </w:r>
+      <w:r>
+        <w:rPr>
+          <w:rFonts w:ascii="Times New Roman" w:hAnsi="Times New Roman"/>
+          <w:i/>
+          <w:sz w:val="24"/>
+        </w:rPr>
+        <w:t xml:space="preserve"> </w:t>
+      </w:r>
+      <w:r>
+        <w:rPr>
+          <w:rFonts w:ascii="Times New Roman" w:hAnsi="Times New Roman"/>
+          <w:sz w:val="24"/>
+          <w:u w:val="single"/>
+        </w:rPr>
+        <w:t>Насити нас уранці милістю твоєю, Господи, щоб ми раділи й веселились по всі дні наші. Звесели нас мірою днів, за яких ти засмутив нас, мірою літ, що в них ми зазнали горя.* Нехай виявиться твоїм слугам твоє діло, і слава твоя – їхнім дітям.</w:t>
+      </w:r>
+    </w:p>
+    <w:p>
+      <w:r>
+        <w:rPr>
+          <w:highlight w:val="darkGray"/>
+        </w:rPr>
+        <w:t>//утреня/стиховня/стихири/3</w:t>
+      </w:r>
+    </w:p>
+    <w:p>
+      <w:pPr>
+        <w:spacing w:after="120"/>
+        <w:jc w:val="both"/>
+      </w:pPr>
+      <w:r>
+        <w:rPr>
+          <w:rFonts w:ascii="Times New Roman" w:hAnsi="Times New Roman"/>
+          <w:sz w:val="24"/>
+        </w:rPr>
+        <w:t>Буря гріхів моїх охопила мене, Спасе,* тому, не витримавши хвилювання,* припадаю до тебе, єдиного керманича.* Простягни, як Петрові, і мені руку твого чоловіколюб'я,* і спаси мене.</w:t>
+      </w:r>
+    </w:p>
+    <w:p>
+      <w:r>
+        <w:rPr>
+          <w:highlight w:val="darkGray"/>
+        </w:rPr>
+        <w:t>//утреня/стиховня/стихири/4</w:t>
+      </w:r>
+    </w:p>
+    <w:p>
+      <w:pPr>
+        <w:spacing w:after="120"/>
+        <w:jc w:val="both"/>
+      </w:pPr>
+      <w:r>
+        <w:rPr>
+          <w:rFonts w:ascii="Times New Roman" w:hAnsi="Times New Roman"/>
+          <w:i/>
+          <w:color w:val="FF0000"/>
+          <w:sz w:val="24"/>
+        </w:rPr>
+        <w:t>Стих:</w:t>
+      </w:r>
+      <w:r>
+        <w:rPr>
+          <w:rFonts w:ascii="Times New Roman" w:hAnsi="Times New Roman"/>
+          <w:i/>
+          <w:sz w:val="24"/>
+        </w:rPr>
+        <w:t xml:space="preserve"> </w:t>
+      </w:r>
+      <w:r>
+        <w:rPr>
+          <w:rFonts w:ascii="Times New Roman" w:hAnsi="Times New Roman"/>
+          <w:sz w:val="24"/>
+          <w:u w:val="single"/>
+        </w:rPr>
+        <w:t>І ласка Господа, Бога нашого, нехай буде над нами,* і стверди діло рук наших; стверди його – діло рук наших.</w:t>
+      </w:r>
+    </w:p>
+    <w:p>
+      <w:r>
+        <w:rPr>
+          <w:highlight w:val="darkGray"/>
+        </w:rPr>
+        <w:t>//утреня/стиховня/стихири/5</w:t>
+      </w:r>
+    </w:p>
+    <w:p>
+      <w:pPr>
+        <w:spacing w:after="120"/>
+        <w:jc w:val="both"/>
+      </w:pPr>
+      <w:r>
+        <w:rPr>
+          <w:rFonts w:ascii="Times New Roman" w:hAnsi="Times New Roman"/>
+          <w:sz w:val="24"/>
+        </w:rPr>
+        <w:t>Ви стали спільниками ангелів, святі мученики,* визнавши хоробро Христа на суді;* ви зоставили всю красу світу як те, що не існує,* і зберегли віру, як певний якір.* Тому, прогнавши обман, вділяєте вірним дари зцілення,* молившись безперестанку, щоб спастися душам нашим.</w:t>
+      </w:r>
+    </w:p>
+    <w:p>
+      <w:r>
+        <w:rPr>
+          <w:highlight w:val="darkGray"/>
+        </w:rPr>
+        <w:t>//утреня/стиховня/стихири/6</w:t>
+      </w:r>
+    </w:p>
+    <w:p>
+      <w:pPr>
+        <w:spacing w:after="120"/>
+        <w:jc w:val="both"/>
+      </w:pPr>
+      <w:r>
+        <w:rPr>
+          <w:rFonts w:ascii="Times New Roman" w:hAnsi="Times New Roman"/>
+          <w:b/>
+          <w:sz w:val="24"/>
+        </w:rPr>
+        <w:t>Слава і нині</w:t>
+      </w:r>
+      <w:r>
+        <w:rPr>
+          <w:rFonts w:ascii="Times New Roman" w:hAnsi="Times New Roman"/>
+          <w:sz w:val="24"/>
+        </w:rPr>
+        <w:t>: Від усіх бід охороняй слуг твоїх, благословенна Богородице,* щоб славили ми тебе,* – надію душ наших.</w:t>
+      </w:r>
+    </w:p>
+    <w:p>
+      <w:pPr>
+        <w:pStyle w:val="Heading1"/>
+      </w:pPr>
+      <w:r>
+        <w:t>Глас 4 - СР</w:t>
+      </w:r>
+    </w:p>
+    <w:p>
+      <w:r>
+        <w:rPr>
+          <w:highlight w:val="darkGray"/>
+        </w:rPr>
+        <w:t>/октоїх/4/СР</w:t>
+      </w:r>
+    </w:p>
+    <w:p>
+      <w:pPr>
+        <w:pStyle w:val="Heading2"/>
+      </w:pPr>
+      <w:r>
+        <w:t>ВЕЧІРНЯ</w:t>
+      </w:r>
+    </w:p>
+    <w:p>
+      <w:pPr>
+        <w:pStyle w:val="Heading3"/>
+      </w:pPr>
+      <w:r>
+        <w:rPr>
+          <w:highlight w:val="darkGray"/>
+        </w:rPr>
+        <w:t>//вечірня/господи_взиваю</w:t>
+      </w:r>
+    </w:p>
+    <w:p>
+      <w:r>
+        <w:rPr>
+          <w:highlight w:val="darkGray"/>
+        </w:rPr>
+        <w:t>//вечірня/господи_взиваю/стихири/1</w:t>
+      </w:r>
+    </w:p>
+    <w:p>
+      <w:pPr>
+        <w:spacing w:after="120"/>
+        <w:jc w:val="both"/>
+      </w:pPr>
+      <w:r>
+        <w:rPr>
+          <w:rFonts w:ascii="Times New Roman" w:hAnsi="Times New Roman"/>
+          <w:i/>
+          <w:color w:val="FF0000"/>
+          <w:sz w:val="24"/>
+        </w:rPr>
+        <w:t xml:space="preserve">(г. 4 подібний: Як хороброго): </w:t>
+      </w:r>
+      <w:r>
+        <w:rPr>
+          <w:rFonts w:ascii="Times New Roman" w:hAnsi="Times New Roman"/>
+          <w:sz w:val="24"/>
+        </w:rPr>
+        <w:t>На хрест піднесений* і списом проколений, закривавленими перстами* ти підписав нам визволення,* предобрий Владико,* роздер рукопис прародича Адама* і визволив людську природу.* Тому й оспівуємо, Щедрий,* твою понад усяке розуміння доброту.</w:t>
+      </w:r>
+    </w:p>
+    <w:p>
+      <w:r>
+        <w:rPr>
+          <w:highlight w:val="darkGray"/>
+        </w:rPr>
+        <w:t>//вечірня/господи_взиваю/стихири/2</w:t>
+      </w:r>
+    </w:p>
+    <w:p>
+      <w:pPr>
+        <w:spacing w:after="120"/>
+        <w:jc w:val="both"/>
+      </w:pPr>
+      <w:r>
+        <w:rPr>
+          <w:rFonts w:ascii="Times New Roman" w:hAnsi="Times New Roman"/>
+          <w:sz w:val="24"/>
+        </w:rPr>
+        <w:t>Оспівую твої страждання,* Владико Ісусе:* хрест, спис, тростину,* губку, цвяхи і побої,* багряницю і вінок терновий,* а й оплювання і зневаги,* які ти добро</w:t>
+      </w:r>
+      <w:r>
+        <w:rPr>
+          <w:rFonts w:ascii="Times New Roman" w:hAnsi="Times New Roman"/>
+          <w:sz w:val="24"/>
+        </w:rPr>
+        <w:t>вільно витерпів.* Тож величаю твоє невинне, Життяподавче, довготерпіння* та з вірою прославляю тебе, Чоловіколюбче.</w:t>
+      </w:r>
+    </w:p>
+    <w:p>
+      <w:r>
+        <w:rPr>
+          <w:highlight w:val="darkGray"/>
+        </w:rPr>
+        <w:t>//вечірня/господи_взиваю/стихири/3</w:t>
+      </w:r>
+    </w:p>
+    <w:p>
+      <w:pPr>
+        <w:spacing w:after="120"/>
+        <w:jc w:val="both"/>
+      </w:pPr>
+      <w:r>
+        <w:rPr>
+          <w:rFonts w:ascii="Times New Roman" w:hAnsi="Times New Roman"/>
+          <w:sz w:val="24"/>
+        </w:rPr>
+        <w:t>Хресту твоєму чесному поклоняюся, Предобрий,* цілуюч</w:t>
+      </w:r>
+      <w:r>
+        <w:rPr>
+          <w:rFonts w:ascii="Times New Roman" w:hAnsi="Times New Roman"/>
+          <w:sz w:val="24"/>
+        </w:rPr>
+        <w:t>и з любов'ю,* та прославляю твоє незбагненне пониження,* безмірну милість,* несказанні щедроти* і багате милосердя,* заради якого ти спас людську природу,* що перебувала в темряві прогріхів.* Слава, Христе, твоєму розп'яттю!</w:t>
+      </w:r>
+    </w:p>
+    <w:p>
+      <w:r>
+        <w:rPr>
+          <w:highlight w:val="darkGray"/>
+        </w:rPr>
+        <w:t>//вечірня/стиховня/стихири/1</w:t>
+      </w:r>
+    </w:p>
+    <w:p>
+      <w:pPr>
+        <w:spacing w:after="120"/>
+        <w:jc w:val="both"/>
+      </w:pPr>
+      <w:r>
+        <w:rPr>
+          <w:rFonts w:ascii="Times New Roman" w:hAnsi="Times New Roman"/>
+          <w:i/>
+          <w:color w:val="FF0000"/>
+          <w:sz w:val="24"/>
+        </w:rPr>
+        <w:t xml:space="preserve">(г. 4): </w:t>
+      </w:r>
+      <w:r>
+        <w:rPr>
+          <w:rFonts w:ascii="Times New Roman" w:hAnsi="Times New Roman"/>
+          <w:sz w:val="24"/>
+        </w:rPr>
+        <w:t>Як непереможну зброю* дав ти нам, Христе, свій хрест;* ним перемагаємо ми підступи ворожі.</w:t>
+      </w:r>
+    </w:p>
+    <w:p>
+      <w:r>
+        <w:rPr>
+          <w:highlight w:val="darkGray"/>
+        </w:rPr>
+        <w:t>//вечірня/стиховня/стихири/2</w:t>
+      </w:r>
+    </w:p>
+    <w:p>
+      <w:pPr>
+        <w:spacing w:after="120"/>
+        <w:jc w:val="both"/>
+      </w:pPr>
+      <w:r>
+        <w:rPr>
+          <w:rFonts w:ascii="Times New Roman" w:hAnsi="Times New Roman"/>
+          <w:sz w:val="24"/>
+        </w:rPr>
+        <w:t>Маючи завжди на допомогу* хрест твій, Христе,* легко розриваємо сіті ворожі.</w:t>
+      </w:r>
+    </w:p>
+    <w:p>
+      <w:r>
+        <w:rPr>
+          <w:highlight w:val="darkGray"/>
+        </w:rPr>
+        <w:t>//вечірня/стиховня/стихири/3</w:t>
+      </w:r>
+    </w:p>
+    <w:p>
+      <w:pPr>
+        <w:spacing w:after="120"/>
+        <w:jc w:val="both"/>
+      </w:pPr>
+      <w:r>
+        <w:rPr>
+          <w:rFonts w:ascii="Times New Roman" w:hAnsi="Times New Roman"/>
+          <w:sz w:val="24"/>
+        </w:rPr>
+        <w:t>Маючи смілість до Спаса, святі,* моліться безперестанку за нас грішних,* випрошуючи прощення гріхів* і душам нашим велику милість.</w:t>
+      </w:r>
+    </w:p>
+    <w:p>
+      <w:r>
+        <w:rPr>
+          <w:highlight w:val="darkGray"/>
+        </w:rPr>
+        <w:t>//вечірня/стиховня/стихири/4</w:t>
+      </w:r>
+    </w:p>
+    <w:p>
+      <w:pPr>
+        <w:spacing w:after="120"/>
+        <w:jc w:val="both"/>
+      </w:pPr>
+      <w:r>
+        <w:rPr>
+          <w:rFonts w:ascii="Times New Roman" w:hAnsi="Times New Roman"/>
+          <w:b/>
+          <w:sz w:val="24"/>
+        </w:rPr>
+        <w:t>Слава і нині</w:t>
+      </w:r>
+      <w:r>
+        <w:rPr>
+          <w:rFonts w:ascii="Times New Roman" w:hAnsi="Times New Roman"/>
+          <w:sz w:val="24"/>
+        </w:rPr>
+        <w:t xml:space="preserve"> </w:t>
+      </w:r>
+      <w:r>
+        <w:rPr>
+          <w:rFonts w:ascii="Times New Roman" w:hAnsi="Times New Roman"/>
+          <w:i/>
+          <w:color w:val="FF0000"/>
+          <w:sz w:val="24"/>
+        </w:rPr>
+        <w:t>(подібний: Покликаний був ти):</w:t>
+      </w:r>
+      <w:r>
+        <w:rPr>
+          <w:rFonts w:ascii="Times New Roman" w:hAnsi="Times New Roman"/>
+          <w:sz w:val="24"/>
+        </w:rPr>
+        <w:t xml:space="preserve"> Не ридай наді мною, Мати,* бачивши повішеного на дереві свого Сина і Бога</w:t>
+      </w:r>
+      <w:r>
+        <w:rPr>
+          <w:rFonts w:ascii="Times New Roman" w:hAnsi="Times New Roman"/>
+          <w:sz w:val="24"/>
+        </w:rPr>
+        <w:t>,* що на водах завісив несхитно землю* і створив усе створіння!* Бо я воскресну і прославлюся,* силою знищу адські царства,* і зруйную їхню владу,* та, як добросердий, визволю зв'язаних їхнім злочинством* і поверну Отцю моєму,* як чоловіколюбець.</w:t>
+      </w:r>
+    </w:p>
+    <w:p>
+      <w:pPr>
+        <w:pStyle w:val="Heading2"/>
+      </w:pPr>
+      <w:r>
+        <w:t>УТРЕНЯ</w:t>
+      </w:r>
+    </w:p>
+    <w:p>
+      <w:r>
+        <w:rPr>
+          <w:highlight w:val="darkGray"/>
+        </w:rPr>
+        <w:t>//утреня/сідальні_по_першому_славословї/1</w:t>
+      </w:r>
+    </w:p>
+    <w:p>
+      <w:pPr>
+        <w:spacing w:after="120"/>
+        <w:jc w:val="both"/>
+      </w:pPr>
+      <w:r>
+        <w:rPr>
+          <w:rFonts w:ascii="Times New Roman" w:hAnsi="Times New Roman"/>
+          <w:i/>
+          <w:color w:val="FF0000"/>
+          <w:sz w:val="24"/>
+        </w:rPr>
+        <w:t xml:space="preserve">(г. 4): </w:t>
+      </w:r>
+      <w:r>
+        <w:rPr>
+          <w:rFonts w:ascii="Times New Roman" w:hAnsi="Times New Roman"/>
+          <w:sz w:val="24"/>
+        </w:rPr>
+        <w:t>Викупив ти нас, Господи, від клятви законної твоєю пресвятою кров'ю,* прибитий до хреста і проколений списом,* та й безсмертя дав ти людям.* Спасе наш, – слава тобі!</w:t>
+      </w:r>
+    </w:p>
+    <w:p>
+      <w:r>
+        <w:rPr>
+          <w:highlight w:val="darkGray"/>
+        </w:rPr>
+        <w:t>//утреня/сідальні_по_першому_славословї/2</w:t>
+      </w:r>
+    </w:p>
+    <w:p>
+      <w:pPr>
+        <w:spacing w:after="120"/>
+        <w:jc w:val="both"/>
+      </w:pPr>
+      <w:r>
+        <w:rPr>
+          <w:rFonts w:ascii="Times New Roman" w:hAnsi="Times New Roman"/>
+          <w:b/>
+          <w:sz w:val="24"/>
+        </w:rPr>
+        <w:t>Слава і нині</w:t>
+      </w:r>
+      <w:r>
+        <w:rPr>
+          <w:rFonts w:ascii="Times New Roman" w:hAnsi="Times New Roman"/>
+          <w:sz w:val="24"/>
+        </w:rPr>
+        <w:t>: Непорочна мати твоя, Христе,* як побачила тебе піднесеного на хресті,* ридал</w:t>
+      </w:r>
+      <w:r>
+        <w:rPr>
+          <w:rFonts w:ascii="Times New Roman" w:hAnsi="Times New Roman"/>
+          <w:sz w:val="24"/>
+        </w:rPr>
+        <w:t>а, і по-материнськи так промовляла:* Яке нове і дивне це чудо, Сину мій!* Як то, світку мій найсолодший,* беззаконне зборище прибило до хреста тебе, всіх життя Подателя?</w:t>
+      </w:r>
+    </w:p>
+    <w:p>
+      <w:r>
+        <w:rPr>
+          <w:highlight w:val="darkGray"/>
+        </w:rPr>
+        <w:t>//утреня/сідальні_по_другому_славословї/1</w:t>
+      </w:r>
+    </w:p>
+    <w:p>
+      <w:pPr>
+        <w:spacing w:after="120"/>
+        <w:jc w:val="both"/>
+      </w:pPr>
+      <w:r>
+        <w:rPr>
+          <w:rFonts w:ascii="Times New Roman" w:hAnsi="Times New Roman"/>
+          <w:i/>
+          <w:color w:val="FF0000"/>
+          <w:sz w:val="24"/>
+        </w:rPr>
+        <w:t xml:space="preserve">(г. 4): </w:t>
+      </w:r>
+      <w:r>
+        <w:rPr>
+          <w:rFonts w:ascii="Times New Roman" w:hAnsi="Times New Roman"/>
+          <w:sz w:val="24"/>
+        </w:rPr>
+        <w:t>Негайно поспіши на допомогу, перше, ніж поневолять нас вороги,* що хулять тебе, Христе Б</w:t>
+      </w:r>
+      <w:r>
+        <w:rPr>
+          <w:rFonts w:ascii="Times New Roman" w:hAnsi="Times New Roman"/>
+          <w:sz w:val="24"/>
+        </w:rPr>
+        <w:t>оже наш, і нам погрожують.* Побори хрестом твоїм тих, що нападають на нас,* щоб зрозуміли вони, яка могутня віра православних,* молитвами Богородиці, єдиний Чоловіколюбче.</w:t>
+      </w:r>
+    </w:p>
+    <w:p>
+      <w:r>
+        <w:rPr>
+          <w:highlight w:val="darkGray"/>
+        </w:rPr>
+        <w:t>//утреня/сідальні_по_другому_славословї/2</w:t>
+      </w:r>
+    </w:p>
+    <w:p>
+      <w:pPr>
+        <w:spacing w:after="120"/>
+        <w:jc w:val="both"/>
+      </w:pPr>
+      <w:r>
+        <w:rPr>
+          <w:rFonts w:ascii="Times New Roman" w:hAnsi="Times New Roman"/>
+          <w:b/>
+          <w:sz w:val="24"/>
+        </w:rPr>
+        <w:t>Слава і нині</w:t>
+      </w:r>
+      <w:r>
+        <w:rPr>
+          <w:rFonts w:ascii="Times New Roman" w:hAnsi="Times New Roman"/>
+          <w:sz w:val="24"/>
+        </w:rPr>
+        <w:t>: Діва й Агниця, бачивши на хресті* безсіменно з неї народженого, і списом проколеного,* зранена стрілами горя, болісно кликала і промовляла:* Яке це нове таїнство?* Як же то вмираєш ти – єдиний Владика життя?* Тож воскресни та піднеси впалого праотця!</w:t>
+      </w:r>
+    </w:p>
+    <w:p>
+      <w:r>
+        <w:rPr>
+          <w:highlight w:val="darkGray"/>
+        </w:rPr>
+        <w:t>//утреня/світильні/1</w:t>
+      </w:r>
+    </w:p>
+    <w:p>
+      <w:pPr>
+        <w:spacing w:after="120"/>
+        <w:jc w:val="both"/>
+      </w:pPr>
+      <w:r>
+        <w:rPr>
+          <w:rFonts w:ascii="Times New Roman" w:hAnsi="Times New Roman"/>
+          <w:sz w:val="24"/>
+        </w:rPr>
+        <w:t>Вірою оспівуємо божественний хрест, зброю нездоланну і твердиню віри,* і йому поклоняємося.* Достойно величаємо великий захист, похвалу християн,* охоронця православних і страстотерпців славу.</w:t>
+      </w:r>
+    </w:p>
+    <w:p>
+      <w:r>
+        <w:rPr>
+          <w:highlight w:val="darkGray"/>
+        </w:rPr>
+        <w:t>//утреня/світильні/2</w:t>
+      </w:r>
+    </w:p>
+    <w:p>
+      <w:pPr>
+        <w:spacing w:after="120"/>
+        <w:jc w:val="both"/>
+      </w:pPr>
+      <w:r>
+        <w:rPr>
+          <w:rFonts w:ascii="Times New Roman" w:hAnsi="Times New Roman"/>
+          <w:b/>
+          <w:sz w:val="24"/>
+        </w:rPr>
+        <w:t>Слава і нині</w:t>
+      </w:r>
+      <w:r>
+        <w:rPr>
+          <w:rFonts w:ascii="Times New Roman" w:hAnsi="Times New Roman"/>
+          <w:sz w:val="24"/>
+        </w:rPr>
+        <w:t>: Стоячи біля хреста і бачивши свого С</w:t>
+      </w:r>
+      <w:r>
+        <w:rPr>
+          <w:rFonts w:ascii="Times New Roman" w:hAnsi="Times New Roman"/>
+          <w:sz w:val="24"/>
+        </w:rPr>
+        <w:t>ина на дереві розп'ятого й бездушного,* Пречиста по-материнському ридала,* кликала зі сльозами і промовляла:* Яке ж це диво, що Творець створіння дав себе піднести на хрест, щоб розп'ястися?</w:t>
+      </w:r>
+    </w:p>
+    <w:p>
+      <w:r>
+        <w:rPr>
+          <w:highlight w:val="darkGray"/>
+        </w:rPr>
+        <w:t>//утреня/стиховня/стихири/1</w:t>
+      </w:r>
+    </w:p>
+    <w:p>
+      <w:pPr>
+        <w:spacing w:after="120"/>
+        <w:jc w:val="both"/>
+      </w:pPr>
+      <w:r>
+        <w:rPr>
+          <w:rFonts w:ascii="Times New Roman" w:hAnsi="Times New Roman"/>
+          <w:i/>
+          <w:color w:val="FF0000"/>
+          <w:sz w:val="24"/>
+        </w:rPr>
+        <w:t xml:space="preserve">(г. 4): </w:t>
+      </w:r>
+      <w:r>
+        <w:rPr>
+          <w:rFonts w:ascii="Times New Roman" w:hAnsi="Times New Roman"/>
+          <w:sz w:val="24"/>
+        </w:rPr>
+        <w:t>Твердинею нехай буде нам, Ісусе Спасе наш, хрест твій,* бо ми, вірні, іншої надії не маємо, лиш тебе,* що на ньому тілом розп'явся і подаєш нам велику милість.</w:t>
+      </w:r>
+    </w:p>
+    <w:p>
+      <w:r>
+        <w:rPr>
+          <w:highlight w:val="darkGray"/>
+        </w:rPr>
+        <w:t>//утреня/стиховня/стихири/2</w:t>
+      </w:r>
+    </w:p>
+    <w:p>
+      <w:pPr>
+        <w:spacing w:after="120"/>
+        <w:jc w:val="both"/>
+      </w:pPr>
+      <w:r>
+        <w:rPr>
+          <w:rFonts w:ascii="Times New Roman" w:hAnsi="Times New Roman"/>
+          <w:i/>
+          <w:color w:val="FF0000"/>
+          <w:sz w:val="24"/>
+        </w:rPr>
+        <w:t>Стих:</w:t>
+      </w:r>
+      <w:r>
+        <w:rPr>
+          <w:rFonts w:ascii="Times New Roman" w:hAnsi="Times New Roman"/>
+          <w:i/>
+          <w:sz w:val="24"/>
+        </w:rPr>
+        <w:t xml:space="preserve"> </w:t>
+      </w:r>
+      <w:r>
+        <w:rPr>
+          <w:rFonts w:ascii="Times New Roman" w:hAnsi="Times New Roman"/>
+          <w:sz w:val="24"/>
+          <w:u w:val="single"/>
+        </w:rPr>
+        <w:t>Насити нас уранці милістю твоєю, Господи, щоб ми раділи й веселились по всі дні наші. Звес</w:t>
+      </w:r>
+      <w:r>
+        <w:rPr>
+          <w:rFonts w:ascii="Times New Roman" w:hAnsi="Times New Roman"/>
+          <w:sz w:val="24"/>
+          <w:u w:val="single"/>
+        </w:rPr>
+        <w:t>ели нас мірою днів, за яких ти засмутив нас, мірою літ, що в них ми зазнали горя.* Нехай виявиться твоїм слугам твоє діло, і слава твоя – їхнім дітям.</w:t>
+      </w:r>
+    </w:p>
+    <w:p>
+      <w:r>
+        <w:rPr>
+          <w:highlight w:val="darkGray"/>
+        </w:rPr>
+        <w:t>//утреня/стиховня/стихири/3</w:t>
+      </w:r>
+    </w:p>
+    <w:p>
+      <w:pPr>
+        <w:spacing w:after="120"/>
+        <w:jc w:val="both"/>
+      </w:pPr>
+      <w:r>
+        <w:rPr>
+          <w:rFonts w:ascii="Times New Roman" w:hAnsi="Times New Roman"/>
+          <w:sz w:val="24"/>
+        </w:rPr>
+        <w:t>Дав ти як знамено* тим, що бояться тебе, Господи,* хрест твій чесний,* що ним ти засоромив* начала тьми і сили,* і привернув нам первісне блаженство.* Тому і славимо твоє чоловіколюбне провидіння,* Ісусе всесильний,* Спасе душ наших.</w:t>
+      </w:r>
+    </w:p>
+    <w:p>
+      <w:r>
+        <w:rPr>
+          <w:highlight w:val="darkGray"/>
+        </w:rPr>
+        <w:t>//утреня/стиховня/стихири/4</w:t>
+      </w:r>
+    </w:p>
+    <w:p>
+      <w:pPr>
+        <w:spacing w:after="120"/>
+        <w:jc w:val="both"/>
+      </w:pPr>
+      <w:r>
+        <w:rPr>
+          <w:rFonts w:ascii="Times New Roman" w:hAnsi="Times New Roman"/>
+          <w:i/>
+          <w:color w:val="FF0000"/>
+          <w:sz w:val="24"/>
+        </w:rPr>
+        <w:t>Стих:</w:t>
+      </w:r>
+      <w:r>
+        <w:rPr>
+          <w:rFonts w:ascii="Times New Roman" w:hAnsi="Times New Roman"/>
+          <w:i/>
+          <w:sz w:val="24"/>
+        </w:rPr>
+        <w:t xml:space="preserve"> </w:t>
+      </w:r>
+      <w:r>
+        <w:rPr>
+          <w:rFonts w:ascii="Times New Roman" w:hAnsi="Times New Roman"/>
+          <w:sz w:val="24"/>
+          <w:u w:val="single"/>
+        </w:rPr>
+        <w:t>І ласка Господа,</w:t>
+      </w:r>
+      <w:r>
+        <w:rPr>
+          <w:rFonts w:ascii="Times New Roman" w:hAnsi="Times New Roman"/>
+          <w:sz w:val="24"/>
+          <w:u w:val="single"/>
+        </w:rPr>
+        <w:t xml:space="preserve"> Бога нашого, нехай буде над нами,* і стверди діло рук наших; стверди його – діло рук наших.</w:t>
+      </w:r>
+    </w:p>
+    <w:p>
+      <w:r>
+        <w:rPr>
+          <w:highlight w:val="darkGray"/>
+        </w:rPr>
+        <w:t>//утреня/стиховня/стихири/5</w:t>
+      </w:r>
+    </w:p>
+    <w:p>
+      <w:pPr>
+        <w:spacing w:after="120"/>
+        <w:jc w:val="both"/>
+      </w:pPr>
+      <w:r>
+        <w:rPr>
+          <w:rFonts w:ascii="Times New Roman" w:hAnsi="Times New Roman"/>
+          <w:sz w:val="24"/>
+        </w:rPr>
+        <w:t>Як же не дивуватись вашим подвигам, святі мученики?* Зодягнені в смертне тіло, ви перемогли безтілесних;* не злякали вас погрози мучителів,* не настрахали посилені</w:t>
+      </w:r>
+      <w:r>
+        <w:rPr>
+          <w:rFonts w:ascii="Times New Roman" w:hAnsi="Times New Roman"/>
+          <w:sz w:val="24"/>
+        </w:rPr>
+        <w:t xml:space="preserve"> муки.* Справді достойно ви Христом прославилися,* тож просіть для душ наших великої милости.</w:t>
+      </w:r>
+    </w:p>
+    <w:p>
+      <w:r>
+        <w:rPr>
+          <w:highlight w:val="darkGray"/>
+        </w:rPr>
+        <w:t>//утреня/стиховня/стихири/6</w:t>
+      </w:r>
+    </w:p>
+    <w:p>
+      <w:pPr>
+        <w:spacing w:after="120"/>
+        <w:jc w:val="both"/>
+      </w:pPr>
+      <w:r>
+        <w:rPr>
+          <w:rFonts w:ascii="Times New Roman" w:hAnsi="Times New Roman"/>
+          <w:b/>
+          <w:sz w:val="24"/>
+        </w:rPr>
+        <w:t>Слава і нині</w:t>
+      </w:r>
+      <w:r>
+        <w:rPr>
+          <w:rFonts w:ascii="Times New Roman" w:hAnsi="Times New Roman"/>
+          <w:sz w:val="24"/>
+        </w:rPr>
+        <w:t>: Бачивши вмираючого Христа, який умертвляє лукавого,* пречиста Владичиця, гірко кликала* та промовляла до Народженого зі свого лона* і, чудуючись з й</w:t>
+      </w:r>
+      <w:r>
+        <w:rPr>
+          <w:rFonts w:ascii="Times New Roman" w:hAnsi="Times New Roman"/>
+          <w:sz w:val="24"/>
+        </w:rPr>
+        <w:t>ого довготерпеливости, казала:* Сину мій найлюбіший, не забудь твою слугиню,* не барись, Чоловіколюбче, моя утіхо.</w:t>
+      </w:r>
+    </w:p>
+    <w:p>
+      <w:pPr>
+        <w:pStyle w:val="Heading1"/>
+      </w:pPr>
+      <w:r>
+        <w:t>Глас 4 - ЧТ</w:t>
+      </w:r>
+    </w:p>
+    <w:p>
+      <w:r>
+        <w:rPr>
+          <w:highlight w:val="darkGray"/>
+        </w:rPr>
+        <w:t>/октоїх/4/ЧТ</w:t>
+      </w:r>
+    </w:p>
+    <w:p>
+      <w:pPr>
+        <w:pStyle w:val="Heading2"/>
+      </w:pPr>
+      <w:r>
+        <w:t>ВЕЧІРНЯ</w:t>
+      </w:r>
+    </w:p>
+    <w:p>
+      <w:pPr>
+        <w:pStyle w:val="Heading3"/>
+      </w:pPr>
+      <w:r>
+        <w:rPr>
+          <w:highlight w:val="darkGray"/>
+        </w:rPr>
+        <w:t>//вечірня/господи_взиваю</w:t>
+      </w:r>
+    </w:p>
+    <w:p>
+      <w:r>
+        <w:rPr>
+          <w:highlight w:val="darkGray"/>
+        </w:rPr>
+        <w:t>//вечірня/господи_взиваю/стихири/1</w:t>
+      </w:r>
+    </w:p>
+    <w:p>
+      <w:pPr>
+        <w:spacing w:after="120"/>
+        <w:jc w:val="both"/>
+      </w:pPr>
+      <w:r>
+        <w:rPr>
+          <w:rFonts w:ascii="Times New Roman" w:hAnsi="Times New Roman"/>
+          <w:i/>
+          <w:color w:val="FF0000"/>
+          <w:sz w:val="24"/>
+        </w:rPr>
+        <w:t>(г. 4, подібний: Як хороброго):</w:t>
+      </w:r>
+      <w:r>
+        <w:rPr>
+          <w:rFonts w:ascii="Times New Roman" w:hAnsi="Times New Roman"/>
+          <w:sz w:val="24"/>
+        </w:rPr>
+        <w:t xml:space="preserve"> Найвищою мудрістю* хоробро воювали ви, славні,* і виступили проти лукавого ворога,* надівши на себе духовний панцир,* тож здолавши усю силу бісівську,* здобули ви душі людські, немов здобич.* Тому вас, апостоли,* почитаємо повіки.</w:t>
+      </w:r>
+    </w:p>
+    <w:p>
+      <w:r>
+        <w:rPr>
+          <w:highlight w:val="darkGray"/>
+        </w:rPr>
+        <w:t>//вечірня/господи_взиваю/стихири/2</w:t>
+      </w:r>
+    </w:p>
+    <w:p>
+      <w:pPr>
+        <w:spacing w:after="120"/>
+        <w:jc w:val="both"/>
+      </w:pPr>
+      <w:r>
+        <w:rPr>
+          <w:rFonts w:ascii="Times New Roman" w:hAnsi="Times New Roman"/>
+          <w:sz w:val="24"/>
+        </w:rPr>
+        <w:t>Хрестовидно закинувши сіть віри,* дванадцятка твоїх божественних апостолів* виловила всі народи* для твого пізнання, Христе,* і висушила солоні морські води пристрастей.* Тому молю тебе:* призови й мене* з глибини прогріхів* їх благополучними мольбами.</w:t>
+      </w:r>
+    </w:p>
+    <w:p>
+      <w:r>
+        <w:rPr>
+          <w:highlight w:val="darkGray"/>
+        </w:rPr>
+        <w:t>//вечірня/господи_взиваю/стихири/3</w:t>
+      </w:r>
+    </w:p>
+    <w:p>
+      <w:pPr>
+        <w:spacing w:after="120"/>
+        <w:jc w:val="both"/>
+      </w:pPr>
+      <w:r>
+        <w:rPr>
+          <w:rFonts w:ascii="Times New Roman" w:hAnsi="Times New Roman"/>
+          <w:sz w:val="24"/>
+        </w:rPr>
+        <w:t>Боговибрана і всечесна* дванадцятка апостолів* хай нині прославляється божественними піснями:* Петро й Павло,* Яків, Лука, Йоан з Матеєм;* Тома, Марко, Симон і Пилип,* та преславний Андрій з Матієм,* божественним і премудрим Вартоломеєм,* та з семидесятьма іншими.</w:t>
+      </w:r>
+    </w:p>
+    <w:p>
+      <w:r>
+        <w:rPr>
+          <w:highlight w:val="darkGray"/>
+        </w:rPr>
+        <w:t>//вечірня/стиховня/стихири/1</w:t>
+      </w:r>
+    </w:p>
+    <w:p>
+      <w:pPr>
+        <w:spacing w:after="120"/>
+        <w:jc w:val="both"/>
+      </w:pPr>
+      <w:r>
+        <w:rPr>
+          <w:rFonts w:ascii="Times New Roman" w:hAnsi="Times New Roman"/>
+          <w:i/>
+          <w:color w:val="FF0000"/>
+          <w:sz w:val="24"/>
+        </w:rPr>
+        <w:t xml:space="preserve">(г. 4): </w:t>
+      </w:r>
+      <w:r>
+        <w:rPr>
+          <w:rFonts w:ascii="Times New Roman" w:hAnsi="Times New Roman"/>
+          <w:sz w:val="24"/>
+        </w:rPr>
+        <w:t>Апостольський збір просвітив ти, Христе, Духом Святим,* тож і нашу нечистоту гріховну* задля них обмий, Боже, і помилуй нас.</w:t>
+      </w:r>
+    </w:p>
+    <w:p>
+      <w:r>
+        <w:rPr>
+          <w:highlight w:val="darkGray"/>
+        </w:rPr>
+        <w:t>//вечірня/стиховня/стихири/2</w:t>
+      </w:r>
+    </w:p>
+    <w:p>
+      <w:pPr>
+        <w:spacing w:after="120"/>
+        <w:jc w:val="both"/>
+      </w:pPr>
+      <w:r>
+        <w:rPr>
+          <w:rFonts w:ascii="Times New Roman" w:hAnsi="Times New Roman"/>
+          <w:sz w:val="24"/>
+        </w:rPr>
+        <w:t>Невчених учнів, Христе Боже,* Дух твій Святий вчинив учителями,* і як всесильний, різномовними й прекрасними їхніми проповідями* усунув неправду.</w:t>
+      </w:r>
+    </w:p>
+    <w:p>
+      <w:r>
+        <w:rPr>
+          <w:highlight w:val="darkGray"/>
+        </w:rPr>
+        <w:t>//вечірня/стиховня/стихири/3</w:t>
+      </w:r>
+    </w:p>
+    <w:p>
+      <w:pPr>
+        <w:spacing w:after="120"/>
+        <w:jc w:val="both"/>
+      </w:pPr>
+      <w:r>
+        <w:rPr>
+          <w:rFonts w:ascii="Times New Roman" w:hAnsi="Times New Roman"/>
+          <w:sz w:val="24"/>
+        </w:rPr>
+        <w:t>Жертви одуховлені, розумні цілопалення,* мученики Господні, досконалі Божі жертвоприношення,* що Бога знають і Богові знані овечки,* яких огорожа вовкам недоступна!* Моліться, щоб і ми з вами спаслися на водах упокоєння.</w:t>
+      </w:r>
+    </w:p>
+    <w:p>
+      <w:r>
+        <w:rPr>
+          <w:highlight w:val="darkGray"/>
+        </w:rPr>
+        <w:t>//вечірня/стиховня/стихири/4</w:t>
+      </w:r>
+    </w:p>
+    <w:p>
+      <w:pPr>
+        <w:spacing w:after="120"/>
+        <w:jc w:val="both"/>
+      </w:pPr>
+      <w:r>
+        <w:rPr>
+          <w:rFonts w:ascii="Times New Roman" w:hAnsi="Times New Roman"/>
+          <w:b/>
+          <w:sz w:val="24"/>
+        </w:rPr>
+        <w:t>Слава і нині</w:t>
+      </w:r>
+      <w:r>
+        <w:rPr>
+          <w:rFonts w:ascii="Times New Roman" w:hAnsi="Times New Roman"/>
+          <w:sz w:val="24"/>
+        </w:rPr>
+        <w:t>: Визволь нас від нужд наших,* Мати Христа Бога, що всіх Творця породила,* щоб усі ми кликали до тебе:* Радуйся, єдина провіднице душ наших.</w:t>
+      </w:r>
+    </w:p>
+    <w:p>
+      <w:pPr>
+        <w:pStyle w:val="Heading2"/>
+      </w:pPr>
+      <w:r>
+        <w:t>УТРЕНЯ</w:t>
+      </w:r>
+    </w:p>
+    <w:p>
+      <w:r>
+        <w:rPr>
+          <w:highlight w:val="darkGray"/>
+        </w:rPr>
+        <w:t>//утреня/сідальні_по_першому_славословї/1</w:t>
+      </w:r>
+    </w:p>
+    <w:p>
+      <w:pPr>
+        <w:spacing w:after="120"/>
+        <w:jc w:val="both"/>
+      </w:pPr>
+      <w:r>
+        <w:rPr>
+          <w:rFonts w:ascii="Times New Roman" w:hAnsi="Times New Roman"/>
+          <w:i/>
+          <w:color w:val="FF0000"/>
+          <w:sz w:val="24"/>
+        </w:rPr>
+        <w:t xml:space="preserve">(г. 4): </w:t>
+      </w:r>
+      <w:r>
+        <w:rPr>
+          <w:rFonts w:ascii="Times New Roman" w:hAnsi="Times New Roman"/>
+          <w:sz w:val="24"/>
+        </w:rPr>
+        <w:t>Світилами всіх кінців землі* появив ти, Христе, своїх учнів,* що душам у темряві сяють мудрістю твоєю, Владико.* Через них ти замрячив ідольську хитрість* і побожними навчаннями просвітив світ,* тож їхніми молитвами спаси душі наші.</w:t>
+      </w:r>
+    </w:p>
+    <w:p>
+      <w:r>
+        <w:rPr>
+          <w:highlight w:val="darkGray"/>
+        </w:rPr>
+        <w:t>//утреня/сідальні_по_першому_славословї/2</w:t>
+      </w:r>
+    </w:p>
+    <w:p>
+      <w:pPr>
+        <w:spacing w:after="120"/>
+        <w:jc w:val="both"/>
+      </w:pPr>
+      <w:r>
+        <w:rPr>
+          <w:rFonts w:ascii="Times New Roman" w:hAnsi="Times New Roman"/>
+          <w:b/>
+          <w:sz w:val="24"/>
+        </w:rPr>
+        <w:t>Слава і нині</w:t>
+      </w:r>
+      <w:r>
+        <w:rPr>
+          <w:rFonts w:ascii="Times New Roman" w:hAnsi="Times New Roman"/>
+          <w:sz w:val="24"/>
+        </w:rPr>
+        <w:t>: Пречиста Владичице!* Захисте тих, що в горю, примирення з Богом грішних!* Діво всехвальна! Спаси від усякої напасти й людської злоби,* страшних мук та пристрастей безчесних нас,* що з несумнівною вірою завжди тебе призиваємо.</w:t>
+      </w:r>
+    </w:p>
+    <w:p>
+      <w:r>
+        <w:rPr>
+          <w:highlight w:val="darkGray"/>
+        </w:rPr>
+        <w:t>//утреня/сідальні_по_другому_славословї/1</w:t>
+      </w:r>
+    </w:p>
+    <w:p>
+      <w:pPr>
+        <w:spacing w:after="120"/>
+        <w:jc w:val="both"/>
+      </w:pPr>
+      <w:r>
+        <w:rPr>
+          <w:rFonts w:ascii="Times New Roman" w:hAnsi="Times New Roman"/>
+          <w:i/>
+          <w:color w:val="FF0000"/>
+          <w:sz w:val="24"/>
+        </w:rPr>
+        <w:t>(г. 4, подібний: Негайно поспіши):</w:t>
+      </w:r>
+      <w:r>
+        <w:rPr>
+          <w:rFonts w:ascii="Times New Roman" w:hAnsi="Times New Roman"/>
+          <w:sz w:val="24"/>
+        </w:rPr>
+        <w:t xml:space="preserve"> Проповідниками віри показав ти, Спасе, учнів твоїх світові,* направляючи ними народи до твого розуміння,* бо промінням Слова вони всіх просвітили,* прогнавши вірою темряву безбожности.* Їхніми молитвами спаси душі наші.</w:t>
+      </w:r>
+    </w:p>
+    <w:p>
+      <w:r>
+        <w:rPr>
+          <w:highlight w:val="darkGray"/>
+        </w:rPr>
+        <w:t>//утреня/сідальні_по_другому_славословї/2</w:t>
+      </w:r>
+    </w:p>
+    <w:p>
+      <w:pPr>
+        <w:spacing w:after="120"/>
+        <w:jc w:val="both"/>
+      </w:pPr>
+      <w:r>
+        <w:rPr>
+          <w:rFonts w:ascii="Times New Roman" w:hAnsi="Times New Roman"/>
+          <w:b/>
+          <w:sz w:val="24"/>
+        </w:rPr>
+        <w:t>Слава і нині</w:t>
+      </w:r>
+      <w:r>
+        <w:rPr>
+          <w:rFonts w:ascii="Times New Roman" w:hAnsi="Times New Roman"/>
+          <w:sz w:val="24"/>
+        </w:rPr>
+        <w:t>: Тебе величаємо, Богородице, співаючи:* Ти – єдина благословенна,* з якої народився Христос, Бог наш.</w:t>
+      </w:r>
+    </w:p>
+    <w:p>
+      <w:r>
+        <w:rPr>
+          <w:highlight w:val="darkGray"/>
+        </w:rPr>
+        <w:t>//утреня/світильні/1</w:t>
+      </w:r>
+    </w:p>
+    <w:p>
+      <w:pPr>
+        <w:spacing w:after="120"/>
+        <w:jc w:val="both"/>
+      </w:pPr>
+      <w:r>
+        <w:rPr>
+          <w:rFonts w:ascii="Times New Roman" w:hAnsi="Times New Roman"/>
+          <w:sz w:val="24"/>
+        </w:rPr>
+        <w:t>Апостоли Спасові!* Ви пройшли всю вселенну, проповідуючи справжнє і святе Христове воплочення від Діви,* відвертаючи від обману поган,* просвічуючи й навчаючи всіх почитати Пресвяту Тройцю.</w:t>
+      </w:r>
+    </w:p>
+    <w:p>
+      <w:r>
+        <w:rPr>
+          <w:highlight w:val="darkGray"/>
+        </w:rPr>
+        <w:t>//утреня/світильні/2</w:t>
+      </w:r>
+    </w:p>
+    <w:p>
+      <w:pPr>
+        <w:spacing w:after="120"/>
+        <w:jc w:val="both"/>
+      </w:pPr>
+      <w:r>
+        <w:rPr>
+          <w:rFonts w:ascii="Times New Roman" w:hAnsi="Times New Roman"/>
+          <w:b/>
+          <w:sz w:val="24"/>
+        </w:rPr>
+        <w:t>Слава і нині</w:t>
+      </w:r>
+      <w:r>
+        <w:rPr>
+          <w:rFonts w:ascii="Times New Roman" w:hAnsi="Times New Roman"/>
+          <w:sz w:val="24"/>
+        </w:rPr>
+        <w:t>: Діво пречиста!* З мудрими апостолами і з багатьма мучениками та з Миколаєм мудрим,* моли безперестанно Христа,* щоб звільнити від усякої біди нас,* що на тебе поклали надію, Діво.</w:t>
+      </w:r>
+    </w:p>
+    <w:p>
+      <w:r>
+        <w:rPr>
+          <w:highlight w:val="darkGray"/>
+        </w:rPr>
+        <w:t>//утреня/стиховня/стихири/1</w:t>
+      </w:r>
+    </w:p>
+    <w:p>
+      <w:pPr>
+        <w:spacing w:after="120"/>
+        <w:jc w:val="both"/>
+      </w:pPr>
+      <w:r>
+        <w:rPr>
+          <w:rFonts w:ascii="Times New Roman" w:hAnsi="Times New Roman"/>
+          <w:i/>
+          <w:color w:val="FF0000"/>
+          <w:sz w:val="24"/>
+        </w:rPr>
+        <w:t xml:space="preserve">(г. 4): </w:t>
+      </w:r>
+      <w:r>
+        <w:rPr>
+          <w:rFonts w:ascii="Times New Roman" w:hAnsi="Times New Roman"/>
+          <w:sz w:val="24"/>
+        </w:rPr>
+        <w:t>Апостольський збір просвітив ти, Христе, Духом Святим,* тож і нашу нечистоту гріховну* задля них обмий, Боже, і помилуй нас.</w:t>
+      </w:r>
+    </w:p>
+    <w:p>
+      <w:r>
+        <w:rPr>
+          <w:highlight w:val="darkGray"/>
+        </w:rPr>
+        <w:t>//утреня/стиховня/стихири/2</w:t>
+      </w:r>
+    </w:p>
+    <w:p>
+      <w:pPr>
+        <w:spacing w:after="120"/>
+        <w:jc w:val="both"/>
+      </w:pPr>
+      <w:r>
+        <w:rPr>
+          <w:rFonts w:ascii="Times New Roman" w:hAnsi="Times New Roman"/>
+          <w:i/>
+          <w:color w:val="FF0000"/>
+          <w:sz w:val="24"/>
+        </w:rPr>
+        <w:t>Стих:</w:t>
+      </w:r>
+      <w:r>
+        <w:rPr>
+          <w:rFonts w:ascii="Times New Roman" w:hAnsi="Times New Roman"/>
+          <w:i/>
+          <w:sz w:val="24"/>
+        </w:rPr>
+        <w:t xml:space="preserve"> </w:t>
+      </w:r>
+      <w:r>
+        <w:rPr>
+          <w:rFonts w:ascii="Times New Roman" w:hAnsi="Times New Roman"/>
+          <w:sz w:val="24"/>
+          <w:u w:val="single"/>
+        </w:rPr>
+        <w:t>Насити нас уранці милістю твоєю, Господи, щоб ми раділи й веселились по всі дні наші. Звесели нас мірою днів, за яких ти засмутив нас, мірою літ, що в них ми зазнали горя.* Нехай виявиться твоїм слугам твоє діло, і слава твоя – їхнім дітям.</w:t>
+      </w:r>
+    </w:p>
+    <w:p>
+      <w:r>
+        <w:rPr>
+          <w:highlight w:val="darkGray"/>
+        </w:rPr>
+        <w:t>//утреня/стиховня/стихири/3</w:t>
+      </w:r>
+    </w:p>
+    <w:p>
+      <w:pPr>
+        <w:spacing w:after="120"/>
+        <w:jc w:val="both"/>
+      </w:pPr>
+      <w:r>
+        <w:rPr>
+          <w:rFonts w:ascii="Times New Roman" w:hAnsi="Times New Roman"/>
+          <w:sz w:val="24"/>
+        </w:rPr>
+        <w:t>Невчених учнів, Христе Боже,* Дух твій Святий вчинив учителями,* і як всесильний, різномовними й прекрасними їхніми проповідями* усунув неправду.</w:t>
+      </w:r>
+    </w:p>
+    <w:p>
+      <w:r>
+        <w:rPr>
+          <w:highlight w:val="darkGray"/>
+        </w:rPr>
+        <w:t>//утреня/стиховня/стихири/4</w:t>
+      </w:r>
+    </w:p>
+    <w:p>
+      <w:pPr>
+        <w:spacing w:after="120"/>
+        <w:jc w:val="both"/>
+      </w:pPr>
+      <w:r>
+        <w:rPr>
+          <w:rFonts w:ascii="Times New Roman" w:hAnsi="Times New Roman"/>
+          <w:i/>
+          <w:color w:val="FF0000"/>
+          <w:sz w:val="24"/>
+        </w:rPr>
+        <w:t>Стих:</w:t>
+      </w:r>
+      <w:r>
+        <w:rPr>
+          <w:rFonts w:ascii="Times New Roman" w:hAnsi="Times New Roman"/>
+          <w:i/>
+          <w:sz w:val="24"/>
+        </w:rPr>
+        <w:t xml:space="preserve"> </w:t>
+      </w:r>
+      <w:r>
+        <w:rPr>
+          <w:rFonts w:ascii="Times New Roman" w:hAnsi="Times New Roman"/>
+          <w:sz w:val="24"/>
+          <w:u w:val="single"/>
+        </w:rPr>
+        <w:t>І ласка Господа, Бога нашого, нехай буде над нами,* і стверди діло рук наших; стверди його – діло рук наших.</w:t>
+      </w:r>
+    </w:p>
+    <w:p>
+      <w:r>
+        <w:rPr>
+          <w:highlight w:val="darkGray"/>
+        </w:rPr>
+        <w:t>//утреня/стиховня/стихири/5</w:t>
+      </w:r>
+    </w:p>
+    <w:p>
+      <w:pPr>
+        <w:spacing w:after="120"/>
+        <w:jc w:val="both"/>
+      </w:pPr>
+      <w:r>
+        <w:rPr>
+          <w:rFonts w:ascii="Times New Roman" w:hAnsi="Times New Roman"/>
+          <w:sz w:val="24"/>
+        </w:rPr>
+        <w:t>Чесна смерть святих твоїх, Господи,* бо вони від мечів, вогню і холоду мук зазнали і пролили кров свою,* мавши в тобі надію, що приймуть за труд нагороду.* Витерпівши все, вони прийняли від тебе, Спасе, велику милість.</w:t>
+      </w:r>
+    </w:p>
+    <w:p>
+      <w:r>
+        <w:rPr>
+          <w:highlight w:val="darkGray"/>
+        </w:rPr>
+        <w:t>//утреня/стиховня/стихири/6</w:t>
+      </w:r>
+    </w:p>
+    <w:p>
+      <w:pPr>
+        <w:spacing w:after="120"/>
+        <w:jc w:val="both"/>
+      </w:pPr>
+      <w:r>
+        <w:rPr>
+          <w:rFonts w:ascii="Times New Roman" w:hAnsi="Times New Roman"/>
+          <w:b/>
+          <w:sz w:val="24"/>
+        </w:rPr>
+        <w:t>Слава і нині</w:t>
+      </w:r>
+      <w:r>
+        <w:rPr>
+          <w:rFonts w:ascii="Times New Roman" w:hAnsi="Times New Roman"/>
+          <w:sz w:val="24"/>
+        </w:rPr>
+        <w:t>: В тобі, Богородице, знайшли ми твердиню,* затишне пристановище й підпору;* тому серед бурі життя молимось:* Веди нас і спаси.</w:t>
+      </w:r>
+    </w:p>
+    <w:p>
+      <w:pPr>
+        <w:pStyle w:val="Heading1"/>
+      </w:pPr>
+      <w:r>
+        <w:t>Глас 4 - ПТ</w:t>
+      </w:r>
+    </w:p>
+    <w:p>
+      <w:r>
+        <w:rPr>
+          <w:highlight w:val="darkGray"/>
+        </w:rPr>
+        <w:t>/октоїх/4/ПТ</w:t>
+      </w:r>
+    </w:p>
+    <w:p>
+      <w:pPr>
+        <w:pStyle w:val="Heading2"/>
+      </w:pPr>
+      <w:r>
+        <w:t>ВЕЧІРНЯ</w:t>
+      </w:r>
+    </w:p>
+    <w:p>
+      <w:pPr>
+        <w:pStyle w:val="Heading3"/>
+      </w:pPr>
+      <w:r>
+        <w:rPr>
+          <w:highlight w:val="darkGray"/>
+        </w:rPr>
+        <w:t>//вечірня/господи_взиваю</w:t>
+      </w:r>
+    </w:p>
+    <w:p>
+      <w:r>
+        <w:rPr>
+          <w:highlight w:val="darkGray"/>
+        </w:rPr>
+        <w:t>//вечірня/господи_взиваю/стихири/1</w:t>
+      </w:r>
+    </w:p>
+    <w:p>
+      <w:pPr>
+        <w:spacing w:after="120"/>
+        <w:jc w:val="both"/>
+      </w:pPr>
+      <w:r>
+        <w:rPr>
+          <w:rFonts w:ascii="Times New Roman" w:hAnsi="Times New Roman"/>
+          <w:i/>
+          <w:color w:val="FF0000"/>
+          <w:sz w:val="24"/>
+        </w:rPr>
+        <w:t>(г. 4, подібний: Дав ти як знамено):</w:t>
+      </w:r>
+      <w:r>
+        <w:rPr>
+          <w:rFonts w:ascii="Times New Roman" w:hAnsi="Times New Roman"/>
+          <w:sz w:val="24"/>
+        </w:rPr>
+        <w:t xml:space="preserve"> Коли все створіння бачило, як тебе розпинали,* то зворушилось і тремтіло.* Земля тряслася і вся коливалася, і завіса церковна з остраху роздерлась,* довготерпеливе Слово,* коли тебе зневажали,* та й каміння розпадалося зо страху* і сонце проміння скрило,*</w:t>
+      </w:r>
+      <w:r>
+        <w:rPr>
+          <w:rFonts w:ascii="Times New Roman" w:hAnsi="Times New Roman"/>
+          <w:sz w:val="24"/>
+        </w:rPr>
+        <w:t xml:space="preserve"> пізнавши в тобі свого Творця.</w:t>
+      </w:r>
+    </w:p>
+    <w:p>
+      <w:r>
+        <w:rPr>
+          <w:highlight w:val="darkGray"/>
+        </w:rPr>
+        <w:t>//вечірня/господи_взиваю/стихири/2</w:t>
+      </w:r>
+    </w:p>
+    <w:p>
+      <w:pPr>
+        <w:spacing w:after="120"/>
+        <w:jc w:val="both"/>
+      </w:pPr>
+      <w:r>
+        <w:rPr>
+          <w:rFonts w:ascii="Times New Roman" w:hAnsi="Times New Roman"/>
+          <w:sz w:val="24"/>
+        </w:rPr>
+        <w:t>Як то пребеззаконний збір* насмілився засудити тебе,* Суддю безмертного,* що в пустелі колись дав закон богов</w:t>
+      </w:r>
+      <w:r>
+        <w:rPr>
+          <w:rFonts w:ascii="Times New Roman" w:hAnsi="Times New Roman"/>
+          <w:sz w:val="24"/>
+        </w:rPr>
+        <w:t>идцеві Мойсеєві?* Як же то, бачивши на дереві померле Життя всіх,* вони ніяк не побоялись,* ані не подумали в серці,* що ти – єдиний Господь* і створінь Владика?</w:t>
+      </w:r>
+    </w:p>
+    <w:p>
+      <w:r>
+        <w:rPr>
+          <w:highlight w:val="darkGray"/>
+        </w:rPr>
+        <w:t>//вечірня/господи_взиваю/стихири/3</w:t>
+      </w:r>
+    </w:p>
+    <w:p>
+      <w:pPr>
+        <w:spacing w:after="120"/>
+        <w:jc w:val="both"/>
+      </w:pPr>
+      <w:r>
+        <w:rPr>
+          <w:rFonts w:ascii="Times New Roman" w:hAnsi="Times New Roman"/>
+          <w:sz w:val="24"/>
+        </w:rPr>
         <w:t>Прокол</w:t>
       </w:r>
       <w:r>
@@ -755,6 +3522,545 @@
       </w:r>
     </w:p>
     <w:p>
+      <w:r>
+        <w:rPr>
+          <w:highlight w:val="darkGray"/>
+        </w:rPr>
+        <w:t>//вечірня/стиховня/стихири/1</w:t>
+      </w:r>
+    </w:p>
+    <w:p>
+      <w:pPr>
+        <w:spacing w:after="120"/>
+        <w:jc w:val="both"/>
+      </w:pPr>
+      <w:r>
+        <w:rPr>
+          <w:rFonts w:ascii="Times New Roman" w:hAnsi="Times New Roman"/>
+          <w:i/>
+          <w:color w:val="FF0000"/>
+          <w:sz w:val="24"/>
+        </w:rPr>
+        <w:t xml:space="preserve">(г. 4): </w:t>
+      </w:r>
+      <w:r>
+        <w:rPr>
+          <w:rFonts w:ascii="Times New Roman" w:hAnsi="Times New Roman"/>
+          <w:sz w:val="24"/>
+        </w:rPr>
+        <w:t>Як непереможну зброю* дав ти нам, Христе, свій хрест;* ним перемагаємо ми підступи ворожі.</w:t>
+      </w:r>
+    </w:p>
+    <w:p>
+      <w:r>
+        <w:rPr>
+          <w:highlight w:val="darkGray"/>
+        </w:rPr>
+        <w:t>//вечірня/стиховня/стихири/2</w:t>
+      </w:r>
+    </w:p>
+    <w:p>
+      <w:pPr>
+        <w:spacing w:after="120"/>
+        <w:jc w:val="both"/>
+      </w:pPr>
+      <w:r>
+        <w:rPr>
+          <w:rFonts w:ascii="Times New Roman" w:hAnsi="Times New Roman"/>
+          <w:sz w:val="24"/>
+        </w:rPr>
+        <w:t>Маючи завжди на допомогу* хрест твій, Христе,* легко розриваємо сіті ворожі.</w:t>
+      </w:r>
+    </w:p>
+    <w:p>
+      <w:r>
+        <w:rPr>
+          <w:highlight w:val="darkGray"/>
+        </w:rPr>
+        <w:t>//вечірня/стиховня/стихири/3</w:t>
+      </w:r>
+    </w:p>
+    <w:p>
+      <w:pPr>
+        <w:spacing w:after="120"/>
+        <w:jc w:val="both"/>
+      </w:pPr>
+      <w:r>
+        <w:rPr>
+          <w:rFonts w:ascii="Times New Roman" w:hAnsi="Times New Roman"/>
+          <w:sz w:val="24"/>
+        </w:rPr>
+        <w:t>Ти, що в пам'яті святих твоїх прославляєшся, Христе Боже,* і вислуховуєш молитви їхні,* пошли нам велику милість.</w:t>
+      </w:r>
+    </w:p>
+    <w:p>
+      <w:r>
+        <w:rPr>
+          <w:highlight w:val="darkGray"/>
+        </w:rPr>
+        <w:t>//вечірня/стиховня/стихири/4</w:t>
+      </w:r>
+    </w:p>
+    <w:p>
+      <w:pPr>
+        <w:spacing w:after="120"/>
+        <w:jc w:val="both"/>
+      </w:pPr>
+      <w:r>
+        <w:rPr>
+          <w:rFonts w:ascii="Times New Roman" w:hAnsi="Times New Roman"/>
+          <w:b/>
+          <w:sz w:val="24"/>
+        </w:rPr>
+        <w:t>Слава і нині</w:t>
+      </w:r>
+      <w:r>
+        <w:rPr>
+          <w:rFonts w:ascii="Times New Roman" w:hAnsi="Times New Roman"/>
+          <w:sz w:val="24"/>
+        </w:rPr>
+        <w:t xml:space="preserve"> </w:t>
+      </w:r>
+      <w:r>
+        <w:rPr>
+          <w:rFonts w:ascii="Times New Roman" w:hAnsi="Times New Roman"/>
+          <w:i/>
+          <w:color w:val="FF0000"/>
+          <w:sz w:val="24"/>
+        </w:rPr>
+        <w:t>(подібний: Покликаний був ти):</w:t>
+      </w:r>
+      <w:r>
+        <w:rPr>
+          <w:rFonts w:ascii="Times New Roman" w:hAnsi="Times New Roman"/>
+          <w:sz w:val="24"/>
+        </w:rPr>
+        <w:t xml:space="preserve"> Не ридай наді мною Мати,* бачивши повішеного на дереві свого Сина і Бога,* що на водах зав</w:t>
+      </w:r>
+      <w:r>
+        <w:rPr>
+          <w:rFonts w:ascii="Times New Roman" w:hAnsi="Times New Roman"/>
+          <w:sz w:val="24"/>
+        </w:rPr>
+        <w:t xml:space="preserve">ісив несхитно землю* і створив усе створіння!* Бо я воскресну і прославлюся,* силою знищу адські царства,* і зруйную </w:t>
+      </w:r>
+      <w:r>
+        <w:rPr>
+          <w:rFonts w:ascii="Times New Roman" w:hAnsi="Times New Roman"/>
+          <w:sz w:val="24"/>
+        </w:rPr>
+        <w:t>їхню владу,* та як добросердий, визволю зв'язаних їхнім злочинством* і поверну Отцю моєму,* як чоловіколюбець.</w:t>
+      </w:r>
+    </w:p>
+    <w:p>
+      <w:pPr>
+        <w:pStyle w:val="Heading2"/>
+      </w:pPr>
+      <w:r>
+        <w:t>УТРЕНЯ</w:t>
+      </w:r>
+    </w:p>
+    <w:p>
+      <w:r>
+        <w:rPr>
+          <w:highlight w:val="darkGray"/>
+        </w:rPr>
+        <w:t>//утреня/сідальні_по_першому_славословї/1</w:t>
+      </w:r>
+    </w:p>
+    <w:p>
+      <w:pPr>
+        <w:spacing w:after="120"/>
+        <w:jc w:val="both"/>
+      </w:pPr>
+      <w:r>
+        <w:rPr>
+          <w:rFonts w:ascii="Times New Roman" w:hAnsi="Times New Roman"/>
+          <w:i/>
+          <w:color w:val="FF0000"/>
+          <w:sz w:val="24"/>
+        </w:rPr>
+        <w:t xml:space="preserve">(г. 4): </w:t>
+      </w:r>
+      <w:r>
+        <w:rPr>
+          <w:rFonts w:ascii="Times New Roman" w:hAnsi="Times New Roman"/>
+          <w:sz w:val="24"/>
+        </w:rPr>
+        <w:t>Вороги прибили тебе, Спасе, до хреста,* яким ти покликав нас з-поміж поган, Христе Боже наш;* ти, єдиний Чоловіколюбче, простер на ньому добровільно свої долоні* і дозволив себе проколоти списом між ребра,* задля багатства щедрот твоїх.</w:t>
+      </w:r>
+    </w:p>
+    <w:p>
+      <w:r>
+        <w:rPr>
+          <w:highlight w:val="darkGray"/>
+        </w:rPr>
+        <w:t>//утреня/сідальні_по_першому_славословї/2</w:t>
+      </w:r>
+    </w:p>
+    <w:p>
+      <w:pPr>
+        <w:spacing w:after="120"/>
+        <w:jc w:val="both"/>
+      </w:pPr>
+      <w:r>
+        <w:rPr>
+          <w:rFonts w:ascii="Times New Roman" w:hAnsi="Times New Roman"/>
+          <w:b/>
+          <w:sz w:val="24"/>
+        </w:rPr>
+        <w:t>Слава і нині</w:t>
+      </w:r>
+      <w:r>
+        <w:rPr>
+          <w:rFonts w:ascii="Times New Roman" w:hAnsi="Times New Roman"/>
+          <w:sz w:val="24"/>
+        </w:rPr>
+        <w:t xml:space="preserve">: Діво </w:t>
+      </w:r>
+      <w:r>
+        <w:rPr>
+          <w:rFonts w:ascii="Times New Roman" w:hAnsi="Times New Roman"/>
+          <w:sz w:val="24"/>
+        </w:rPr>
+        <w:t>пренепорочна, Мати Христа Бога!* Меч прошив твою пресвяту душу,* коли ти бачила добровільно розп'ятого Сина і Бога твого;* не переставай, Благословенна, молити його,* щоб дав нам прощення гріхів.</w:t>
+      </w:r>
+    </w:p>
+    <w:p>
+      <w:r>
+        <w:rPr>
+          <w:highlight w:val="darkGray"/>
+        </w:rPr>
+        <w:t>//утреня/сідальні_по_другому_славословї/1</w:t>
+      </w:r>
+    </w:p>
+    <w:p>
+      <w:pPr>
+        <w:spacing w:after="120"/>
+        <w:jc w:val="both"/>
+      </w:pPr>
+      <w:r>
+        <w:rPr>
+          <w:rFonts w:ascii="Times New Roman" w:hAnsi="Times New Roman"/>
+          <w:i/>
+          <w:color w:val="FF0000"/>
+          <w:sz w:val="24"/>
+        </w:rPr>
+        <w:t xml:space="preserve">(г. 4): </w:t>
+      </w:r>
+      <w:r>
+        <w:rPr>
+          <w:rFonts w:ascii="Times New Roman" w:hAnsi="Times New Roman"/>
+          <w:sz w:val="24"/>
+        </w:rPr>
+        <w:t xml:space="preserve">Коли списом зранено божественний бік твій, Владико,* закінчилася урешті зброя </w:t>
+      </w:r>
+      <w:r>
+        <w:rPr>
+          <w:rFonts w:ascii="Times New Roman" w:hAnsi="Times New Roman"/>
+          <w:sz w:val="24"/>
+        </w:rPr>
+        <w:t>невидимого ворога* і скінчилось усяке насилля його лиходійства.* Тому поклоняємось твоїм спасительним стражданням,* прославляючи твоє божественне провидіння.</w:t>
+      </w:r>
+    </w:p>
+    <w:p>
+      <w:r>
+        <w:rPr>
+          <w:highlight w:val="darkGray"/>
+        </w:rPr>
+        <w:t>//утреня/сідальні_по_другому_славословї/2</w:t>
+      </w:r>
+    </w:p>
+    <w:p>
+      <w:pPr>
+        <w:spacing w:after="120"/>
+        <w:jc w:val="both"/>
+      </w:pPr>
+      <w:r>
+        <w:rPr>
+          <w:rFonts w:ascii="Times New Roman" w:hAnsi="Times New Roman"/>
+          <w:b/>
+          <w:sz w:val="24"/>
+        </w:rPr>
+        <w:t>Слава і нині</w:t>
+      </w:r>
+      <w:r>
+        <w:rPr>
+          <w:rFonts w:ascii="Times New Roman" w:hAnsi="Times New Roman"/>
+          <w:sz w:val="24"/>
+        </w:rPr>
+        <w:t>: Як Пречиста твоя Мати побачила на хресті піднесеного тебе, Слово Боже,* по-материнськи ридала і кликала:* Що це за нове і таке дивне чудо, Сину мій?* Як то ти, Життя всіх, зазнаєш смерти,* бажаючи оживити померлих, як милосердний.</w:t>
+      </w:r>
+    </w:p>
+    <w:p>
+      <w:r>
+        <w:rPr>
+          <w:highlight w:val="darkGray"/>
+        </w:rPr>
+        <w:t>//утреня/світильні/1</w:t>
+      </w:r>
+    </w:p>
+    <w:p>
+      <w:pPr>
+        <w:spacing w:after="120"/>
+        <w:jc w:val="both"/>
+      </w:pPr>
+      <w:r>
+        <w:rPr>
+          <w:rFonts w:ascii="Times New Roman" w:hAnsi="Times New Roman"/>
+          <w:sz w:val="24"/>
+        </w:rPr>
+        <w:t>Радуйся, Хресте пресвятий!* Незборне забороло світу, пристановище знедоленим, охоронче тих, що в нужді;* перемого царів і воїнів охороно та й варварів подолання,* вінче апостолів і вірних спасіння!</w:t>
+      </w:r>
+    </w:p>
+    <w:p>
+      <w:r>
+        <w:rPr>
+          <w:highlight w:val="darkGray"/>
+        </w:rPr>
+        <w:t>//утреня/світильні/2</w:t>
+      </w:r>
+    </w:p>
+    <w:p>
+      <w:pPr>
+        <w:spacing w:after="120"/>
+        <w:jc w:val="both"/>
+      </w:pPr>
+      <w:r>
+        <w:rPr>
+          <w:rFonts w:ascii="Times New Roman" w:hAnsi="Times New Roman"/>
+          <w:b/>
+          <w:sz w:val="24"/>
+        </w:rPr>
+        <w:t>Слава і нині</w:t>
+      </w:r>
+      <w:r>
+        <w:rPr>
+          <w:rFonts w:ascii="Times New Roman" w:hAnsi="Times New Roman"/>
+          <w:sz w:val="24"/>
+        </w:rPr>
+        <w:t>: Бачивши тебе до хреста прибитого* Пречиста п</w:t>
+      </w:r>
+      <w:r>
+        <w:rPr>
+          <w:rFonts w:ascii="Times New Roman" w:hAnsi="Times New Roman"/>
+          <w:sz w:val="24"/>
+        </w:rPr>
+        <w:t>лакала, і ридала, і кликала:* Як же зайшло воно – Сонце слави, світло найвизначніше?* Як же то ти, заради людського спасіння,* на хресті розп'явся і був проколений списом між ребра? – Сину і Боже мій!</w:t>
+      </w:r>
+    </w:p>
+    <w:p>
+      <w:r>
+        <w:rPr>
+          <w:highlight w:val="darkGray"/>
+        </w:rPr>
+        <w:t>//утреня/стиховня/стихири/1</w:t>
+      </w:r>
+    </w:p>
+    <w:p>
+      <w:pPr>
+        <w:spacing w:after="120"/>
+        <w:jc w:val="both"/>
+      </w:pPr>
+      <w:r>
+        <w:rPr>
+          <w:rFonts w:ascii="Times New Roman" w:hAnsi="Times New Roman"/>
+          <w:i/>
+          <w:color w:val="FF0000"/>
+          <w:sz w:val="24"/>
+        </w:rPr>
+        <w:t xml:space="preserve">(г. 4): </w:t>
+      </w:r>
+      <w:r>
+        <w:rPr>
+          <w:rFonts w:ascii="Times New Roman" w:hAnsi="Times New Roman"/>
+          <w:sz w:val="24"/>
+        </w:rPr>
+        <w:t>Твердинею нехай буде нам, Ісусе Спасе наш, хрест твій,* бо ми, вірні, іншої надії не маємо, лиш тебе,* що на ньому тілом розп'явся і подаєш нам велику милість.</w:t>
+      </w:r>
+    </w:p>
+    <w:p>
+      <w:r>
+        <w:rPr>
+          <w:highlight w:val="darkGray"/>
+        </w:rPr>
+        <w:t>//утреня/стиховня/стихири/2</w:t>
+      </w:r>
+    </w:p>
+    <w:p>
+      <w:pPr>
+        <w:spacing w:after="120"/>
+        <w:jc w:val="both"/>
+      </w:pPr>
+      <w:r>
+        <w:rPr>
+          <w:rFonts w:ascii="Times New Roman" w:hAnsi="Times New Roman"/>
+          <w:i/>
+          <w:color w:val="FF0000"/>
+          <w:sz w:val="24"/>
+        </w:rPr>
+        <w:t>Стих:</w:t>
+      </w:r>
+      <w:r>
+        <w:rPr>
+          <w:rFonts w:ascii="Times New Roman" w:hAnsi="Times New Roman"/>
+          <w:i/>
+          <w:sz w:val="24"/>
+        </w:rPr>
+        <w:t xml:space="preserve"> </w:t>
+      </w:r>
+      <w:r>
+        <w:rPr>
+          <w:rFonts w:ascii="Times New Roman" w:hAnsi="Times New Roman"/>
+          <w:sz w:val="24"/>
+          <w:u w:val="single"/>
+        </w:rPr>
+        <w:t>Насити нас уранці милістю твоєю, Господи, щоб ми раділи й веселились по всі дні наші. Звес</w:t>
+      </w:r>
+      <w:r>
+        <w:rPr>
+          <w:rFonts w:ascii="Times New Roman" w:hAnsi="Times New Roman"/>
+          <w:sz w:val="24"/>
+          <w:u w:val="single"/>
+        </w:rPr>
+        <w:t>ели нас мірою днів, за яких ти засмутив нас, мірою літ, що в них ми зазнали горя.* Нехай виявиться твоїм слугам твоє діло, і слава твоя – їхнім дітям.</w:t>
+      </w:r>
+    </w:p>
+    <w:p>
+      <w:r>
+        <w:rPr>
+          <w:highlight w:val="darkGray"/>
+        </w:rPr>
+        <w:t>//утреня/стиховня/стихири/3</w:t>
+      </w:r>
+    </w:p>
+    <w:p>
+      <w:pPr>
+        <w:spacing w:after="120"/>
+        <w:jc w:val="both"/>
+      </w:pPr>
+      <w:r>
+        <w:rPr>
+          <w:rFonts w:ascii="Times New Roman" w:hAnsi="Times New Roman"/>
+          <w:sz w:val="24"/>
+        </w:rPr>
+        <w:t>Дав ти як знамено* тим, що бояться тебе, Господи,* хрест твій чесний,* що ним ти засоромив* начала тьми і сили,* і привернув нам первісне блаженство.* Тому і славимо твоє чоловіколюбне провидіння,* Ісусе всесильний,* Спасе душ наших.</w:t>
+      </w:r>
+    </w:p>
+    <w:p>
+      <w:r>
+        <w:rPr>
+          <w:highlight w:val="darkGray"/>
+        </w:rPr>
+        <w:t>//утреня/стиховня/стихири/4</w:t>
+      </w:r>
+    </w:p>
+    <w:p>
+      <w:pPr>
+        <w:spacing w:after="120"/>
+        <w:jc w:val="both"/>
+      </w:pPr>
+      <w:r>
+        <w:rPr>
+          <w:rFonts w:ascii="Times New Roman" w:hAnsi="Times New Roman"/>
+          <w:i/>
+          <w:color w:val="FF0000"/>
+          <w:sz w:val="24"/>
+          <w:u w:val="single"/>
+        </w:rPr>
+        <w:t>Стих:</w:t>
+      </w:r>
+      <w:r>
+        <w:rPr>
+          <w:rFonts w:ascii="Times New Roman" w:hAnsi="Times New Roman"/>
+          <w:i/>
+          <w:sz w:val="24"/>
+          <w:u w:val="single"/>
+        </w:rPr>
+        <w:t xml:space="preserve"> </w:t>
+      </w:r>
+      <w:r>
+        <w:rPr>
+          <w:rFonts w:ascii="Times New Roman" w:hAnsi="Times New Roman"/>
+          <w:sz w:val="24"/>
+          <w:u w:val="single"/>
+        </w:rPr>
+        <w:t>І ласка Господа,</w:t>
+      </w:r>
+      <w:r>
+        <w:rPr>
+          <w:rFonts w:ascii="Times New Roman" w:hAnsi="Times New Roman"/>
+          <w:sz w:val="24"/>
+          <w:u w:val="single"/>
+        </w:rPr>
+        <w:t xml:space="preserve"> Бога нашого, нехай буде над нами,* і стверди діло рук наших; стверди його – діло рук наших.</w:t>
+      </w:r>
+    </w:p>
+    <w:p>
+      <w:r>
+        <w:rPr>
+          <w:highlight w:val="darkGray"/>
+        </w:rPr>
+        <w:t>//утреня/стиховня/стихири/5</w:t>
+      </w:r>
+    </w:p>
+    <w:p>
+      <w:pPr>
+        <w:spacing w:after="120"/>
+        <w:jc w:val="both"/>
+      </w:pPr>
+      <w:r>
+        <w:rPr>
+          <w:rFonts w:ascii="Times New Roman" w:hAnsi="Times New Roman"/>
+          <w:sz w:val="24"/>
+        </w:rPr>
+        <w:t>Хто, святі мученики, не злякається,* бачивши вашу добру борню, якою ви боролися.* Як то, бувши у тілі, перемогли ви безтілесного ворога,* ісповідуючи Христа, хрест</w:t>
+      </w:r>
+      <w:r>
+        <w:rPr>
+          <w:rFonts w:ascii="Times New Roman" w:hAnsi="Times New Roman"/>
+          <w:sz w:val="24"/>
+        </w:rPr>
+        <w:t>ом озброївшись?* Тому явились ви гідними прогонителями бісів* і переможцями ворогів, невпинно молившися за душі наші.</w:t>
+      </w:r>
+    </w:p>
+    <w:p>
+      <w:r>
+        <w:rPr>
+          <w:highlight w:val="darkGray"/>
+        </w:rPr>
+        <w:t>//утреня/стиховня/стихири/6</w:t>
+      </w:r>
+    </w:p>
+    <w:p>
+      <w:pPr>
+        <w:spacing w:after="120"/>
+        <w:jc w:val="both"/>
+      </w:pPr>
+      <w:r>
+        <w:rPr>
+          <w:rFonts w:ascii="Times New Roman" w:hAnsi="Times New Roman"/>
+          <w:b/>
+          <w:sz w:val="24"/>
+        </w:rPr>
+        <w:t>Слава і нині</w:t>
+      </w:r>
+      <w:r>
+        <w:rPr>
+          <w:rFonts w:ascii="Times New Roman" w:hAnsi="Times New Roman"/>
+          <w:sz w:val="24"/>
+        </w:rPr>
+        <w:t>: Як побачила тебе, Господи, розп'ятого на хресті* Агниця і Мати твоя, дивувалась і промовляла:* Що це за таке видіння, Сину м</w:t>
+      </w:r>
+      <w:r>
+        <w:rPr>
+          <w:rFonts w:ascii="Times New Roman" w:hAnsi="Times New Roman"/>
+          <w:sz w:val="24"/>
+        </w:rPr>
+        <w:t>ій улюблений?* Так відплатило тобі невірне зборище беззаконних,* що його ти обдарував багатьма чудами.* Слава несказанному приходові твоєму, Владико!</w:t>
+      </w:r>
+    </w:p>
+    <w:p>
       <w:pPr>
         <w:pStyle w:val="Heading1"/>
       </w:pPr>
@@ -764,7 +4070,10 @@
     </w:p>
     <w:p>
       <w:r>
-        <w:t>/октоїх/1/СБ</w:t>
+        <w:rPr>
+          <w:highlight w:val="darkGray"/>
+        </w:rPr>
+        <w:t>/октоїх/4/СБ</w:t>
       </w:r>
     </w:p>
     <w:p>
@@ -780,7 +4089,531 @@
         <w:pStyle w:val="Heading3"/>
       </w:pPr>
       <w:r>
-        <w:t>//господи_взиваю</w:t>
+        <w:rPr>
+          <w:highlight w:val="darkGray"/>
+        </w:rPr>
+        <w:t>//вечірня/господи_взиваю</w:t>
+      </w:r>
+    </w:p>
+    <w:p>
+      <w:r>
+        <w:rPr>
+          <w:highlight w:val="darkGray"/>
+        </w:rPr>
+        <w:t>//вечірня/стиховня/стихири/1</w:t>
+      </w:r>
+    </w:p>
+    <w:p>
+      <w:pPr>
+        <w:spacing w:after="120"/>
+        <w:jc w:val="both"/>
+      </w:pPr>
+      <w:r>
+        <w:rPr>
+          <w:rFonts w:ascii="Times New Roman" w:hAnsi="Times New Roman"/>
+          <w:i/>
+          <w:color w:val="FF0000"/>
+          <w:sz w:val="24"/>
+        </w:rPr>
+        <w:t xml:space="preserve">(г. 4): </w:t>
+      </w:r>
+      <w:r>
+        <w:rPr>
+          <w:rFonts w:ascii="Times New Roman" w:hAnsi="Times New Roman"/>
+          <w:sz w:val="24"/>
+        </w:rPr>
+        <w:t>Ти, що в пам'яті святих твоїх прославляєшся, Христе Боже,* і вислуховуєш молитви їхні,* пошли нам велику милість.</w:t>
+      </w:r>
+    </w:p>
+    <w:p>
+      <w:r>
+        <w:rPr>
+          <w:highlight w:val="darkGray"/>
+        </w:rPr>
+        <w:t>//вечірня/стиховня/стихири/2</w:t>
+      </w:r>
+    </w:p>
+    <w:p>
+      <w:pPr>
+        <w:spacing w:after="120"/>
+        <w:jc w:val="both"/>
+      </w:pPr>
+      <w:r>
+        <w:rPr>
+          <w:rFonts w:ascii="Times New Roman" w:hAnsi="Times New Roman"/>
+          <w:sz w:val="24"/>
+        </w:rPr>
+        <w:t>Прийнявши терпіння святих мучеників,* прийми й від нас співання, Чоловіколюбче;* їхніми молитвами дай нам велику милість.</w:t>
+      </w:r>
+    </w:p>
+    <w:p>
+      <w:r>
+        <w:rPr>
+          <w:highlight w:val="darkGray"/>
+        </w:rPr>
+        <w:t>//вечірня/стиховня/стихири/3</w:t>
+      </w:r>
+    </w:p>
+    <w:p>
+      <w:pPr>
+        <w:spacing w:after="120"/>
+        <w:jc w:val="both"/>
+      </w:pPr>
+      <w:r>
+        <w:rPr>
+          <w:rFonts w:ascii="Times New Roman" w:hAnsi="Times New Roman"/>
+          <w:sz w:val="24"/>
+        </w:rPr>
+        <w:t xml:space="preserve">Жертви одуховлені, розумні цілопалення,* мученики Господні, досконалі Божі жертвоприношення,* що Бога знають і Богові знані овечки,* яких огорожа вовкам недоступна!* Моліться, щоб </w:t>
+      </w:r>
+      <w:r>
+        <w:rPr>
+          <w:rFonts w:ascii="Times New Roman" w:hAnsi="Times New Roman"/>
+          <w:sz w:val="24"/>
+        </w:rPr>
+        <w:t>і ми з вами спаслися на водах упокоєння.</w:t>
+      </w:r>
+    </w:p>
+    <w:p>
+      <w:r>
+        <w:rPr>
+          <w:highlight w:val="darkGray"/>
+        </w:rPr>
+        <w:t>//вечірня/стиховня/стихири/4</w:t>
+      </w:r>
+    </w:p>
+    <w:p>
+      <w:pPr>
+        <w:spacing w:after="120"/>
+        <w:jc w:val="both"/>
+      </w:pPr>
+      <w:r>
+        <w:rPr>
+          <w:rFonts w:ascii="Times New Roman" w:hAnsi="Times New Roman"/>
+          <w:b/>
+          <w:sz w:val="24"/>
+        </w:rPr>
+        <w:t>Слава і нині</w:t>
+      </w:r>
+      <w:r>
+        <w:rPr>
+          <w:rFonts w:ascii="Times New Roman" w:hAnsi="Times New Roman"/>
+          <w:sz w:val="24"/>
+        </w:rPr>
+        <w:t>: Світильнику невгасний, престоле праведний,* пречиста Владичице!* Моли, щоб спаслися душі наші.</w:t>
+      </w:r>
+    </w:p>
+    <w:p>
+      <w:pPr>
+        <w:pStyle w:val="Heading2"/>
+      </w:pPr>
+      <w:r>
+        <w:t>УТРЕНЯ</w:t>
+      </w:r>
+    </w:p>
+    <w:p>
+      <w:r>
+        <w:rPr>
+          <w:highlight w:val="darkGray"/>
+        </w:rPr>
+        <w:t>//утреня/сідальні_по_першому_славословї/1</w:t>
+      </w:r>
+    </w:p>
+    <w:p>
+      <w:pPr>
+        <w:spacing w:after="120"/>
+        <w:jc w:val="both"/>
+      </w:pPr>
+      <w:r>
+        <w:rPr>
+          <w:rFonts w:ascii="Times New Roman" w:hAnsi="Times New Roman"/>
+          <w:i/>
+          <w:color w:val="FF0000"/>
+          <w:sz w:val="24"/>
+        </w:rPr>
+        <w:t xml:space="preserve">(г. 4): </w:t>
+      </w:r>
+      <w:r>
+        <w:rPr>
+          <w:rFonts w:ascii="Times New Roman" w:hAnsi="Times New Roman"/>
+          <w:sz w:val="24"/>
+        </w:rPr>
+        <w:t>Страстоносці твої, Христе Боже наш,* озброєні хрестом – перемогли хитрощі злоначального ворога* і засяяли нам як світила, що просвічують землян,* і подають оздоровлення тим, що з вірою просять.* Їхніми молитвами</w:t>
+      </w:r>
+      <w:r>
+        <w:rPr>
+          <w:rFonts w:ascii="Times New Roman" w:hAnsi="Times New Roman"/>
+          <w:sz w:val="24"/>
+        </w:rPr>
+        <w:t xml:space="preserve"> спаси душі наші.</w:t>
+      </w:r>
+    </w:p>
+    <w:p>
+      <w:r>
+        <w:rPr>
+          <w:highlight w:val="darkGray"/>
+        </w:rPr>
+        <w:t>//утреня/сідальні_по_першому_славословї/2</w:t>
+      </w:r>
+    </w:p>
+    <w:p>
+      <w:pPr>
+        <w:spacing w:after="120"/>
+        <w:jc w:val="both"/>
+      </w:pPr>
+      <w:r>
+        <w:rPr>
+          <w:rFonts w:ascii="Times New Roman" w:hAnsi="Times New Roman"/>
+          <w:b/>
+          <w:sz w:val="24"/>
+        </w:rPr>
+        <w:t>Слава і нині</w:t>
+      </w:r>
+      <w:r>
+        <w:rPr>
+          <w:rFonts w:ascii="Times New Roman" w:hAnsi="Times New Roman"/>
+          <w:sz w:val="24"/>
+        </w:rPr>
+        <w:t>: Таємниця споконвіку закрита і ангелам незнана:* через тебе, Богородице, Бог землянам появився,* прийнявши в незлитній сполуці тіло* і витерпівши задля нас добровільно хрест;* ним він воскресив первоствореного* і спас від сме</w:t>
+      </w:r>
+      <w:r>
+        <w:rPr>
+          <w:rFonts w:ascii="Times New Roman" w:hAnsi="Times New Roman"/>
+          <w:sz w:val="24"/>
+        </w:rPr>
+        <w:t>рти душі наші.</w:t>
+      </w:r>
+    </w:p>
+    <w:p>
+      <w:r>
+        <w:rPr>
+          <w:highlight w:val="darkGray"/>
+        </w:rPr>
+        <w:t>//утреня/сідальні_по_другому_славословї/1</w:t>
+      </w:r>
+    </w:p>
+    <w:p>
+      <w:pPr>
+        <w:spacing w:after="120"/>
+        <w:jc w:val="both"/>
+      </w:pPr>
+      <w:r>
+        <w:rPr>
+          <w:rFonts w:ascii="Times New Roman" w:hAnsi="Times New Roman"/>
+          <w:i/>
+          <w:color w:val="FF0000"/>
+          <w:sz w:val="24"/>
+        </w:rPr>
+        <w:t xml:space="preserve">(г. 4): </w:t>
+      </w:r>
+      <w:r>
+        <w:rPr>
+          <w:rFonts w:ascii="Times New Roman" w:hAnsi="Times New Roman"/>
+          <w:sz w:val="24"/>
+        </w:rPr>
+        <w:t>Церква твоя, Христе Боже, по всьому світі,* немов багряницею і вісоном, прикрасилася кров'ю твоїх мучеників,* і через них кличе до тебе:* Пошли народові твоєму свої благодаті,* даруй світові мир і душам нашим велику милість.</w:t>
+      </w:r>
+    </w:p>
+    <w:p>
+      <w:r>
+        <w:rPr>
+          <w:highlight w:val="darkGray"/>
+        </w:rPr>
+        <w:t>//утреня/сідальні_по_другому_славословї/2</w:t>
+      </w:r>
+    </w:p>
+    <w:p>
+      <w:pPr>
+        <w:spacing w:after="120"/>
+        <w:jc w:val="both"/>
+      </w:pPr>
+      <w:r>
+        <w:rPr>
+          <w:rFonts w:ascii="Times New Roman" w:hAnsi="Times New Roman"/>
+          <w:b/>
+          <w:sz w:val="24"/>
+        </w:rPr>
+        <w:t xml:space="preserve">Слава </w:t>
+      </w:r>
+      <w:r>
+        <w:rPr>
+          <w:rFonts w:ascii="Times New Roman" w:hAnsi="Times New Roman"/>
+          <w:b/>
+          <w:sz w:val="24"/>
+        </w:rPr>
+        <w:t>і нині</w:t>
+      </w:r>
+      <w:r>
+        <w:rPr>
+          <w:rFonts w:ascii="Times New Roman" w:hAnsi="Times New Roman"/>
+          <w:sz w:val="24"/>
+        </w:rPr>
+        <w:t>: Чиста, всенепорочна Діво!* Ти єдина вічного Сина і Слово Боже в часі породила.* З його святими патріярхами й мучениками,* пророками і преподобними, молися,* щоб дарував нам очищення і велику милість.</w:t>
+      </w:r>
+    </w:p>
+    <w:p>
+      <w:r>
+        <w:rPr>
+          <w:highlight w:val="darkGray"/>
+        </w:rPr>
+        <w:t>//утреня/світильні/1</w:t>
+      </w:r>
+    </w:p>
+    <w:p>
+      <w:pPr>
+        <w:spacing w:after="120"/>
+        <w:jc w:val="both"/>
+      </w:pPr>
+      <w:r>
+        <w:rPr>
+          <w:rFonts w:ascii="Times New Roman" w:hAnsi="Times New Roman"/>
+          <w:sz w:val="24"/>
+        </w:rPr>
+        <w:t>Пророки преславні, блаженні апостоли, праведні патріярхи,* святковий соборе єрархів, преподобних, праведних, зборе жінок* і всі святі мученики!* З Богоматір'ю моліться Господеві, щоб помилував слуг ваших.</w:t>
+      </w:r>
+    </w:p>
+    <w:p>
+      <w:r>
+        <w:rPr>
+          <w:highlight w:val="darkGray"/>
+        </w:rPr>
+        <w:t>//утреня/світильні/2</w:t>
+      </w:r>
+    </w:p>
+    <w:p>
+      <w:pPr>
+        <w:spacing w:after="120"/>
+        <w:jc w:val="both"/>
+      </w:pPr>
+      <w:r>
+        <w:rPr>
+          <w:rFonts w:ascii="Times New Roman" w:hAnsi="Times New Roman"/>
+          <w:b/>
+          <w:sz w:val="24"/>
+        </w:rPr>
+        <w:t>Слава і нині</w:t>
+      </w:r>
+      <w:r>
+        <w:rPr>
+          <w:rFonts w:ascii="Times New Roman" w:hAnsi="Times New Roman"/>
+          <w:sz w:val="24"/>
+        </w:rPr>
+        <w:t xml:space="preserve">: Насолодо ангелів, терплячих радосте, </w:t>
+      </w:r>
+      <w:r>
+        <w:rPr>
+          <w:rFonts w:ascii="Times New Roman" w:hAnsi="Times New Roman"/>
+          <w:sz w:val="24"/>
+        </w:rPr>
+        <w:t>християн заступнице, Діво і Мати Господня!* Заступайся за нас і визволи від мук вічних.</w:t>
+      </w:r>
+    </w:p>
+    <w:p>
+      <w:r>
+        <w:rPr>
+          <w:highlight w:val="darkGray"/>
+        </w:rPr>
+        <w:t>//утреня/стиховня/стихири/1</w:t>
+      </w:r>
+    </w:p>
+    <w:p>
+      <w:pPr>
+        <w:spacing w:after="120"/>
+        <w:jc w:val="both"/>
+      </w:pPr>
+      <w:r>
+        <w:rPr>
+          <w:rFonts w:ascii="Times New Roman" w:hAnsi="Times New Roman"/>
+          <w:i/>
+          <w:color w:val="FF0000"/>
+          <w:sz w:val="24"/>
+        </w:rPr>
+        <w:t xml:space="preserve">(г. 4): </w:t>
+      </w:r>
+      <w:r>
+        <w:rPr>
+          <w:rFonts w:ascii="Times New Roman" w:hAnsi="Times New Roman"/>
+          <w:sz w:val="24"/>
+        </w:rPr>
+        <w:t>Ви стали спільниками ангелів, святі мученики,* визнавши хоробро Христа на суді;* ви зоставили всю красу світу як те, що не існує,* і зберегли віру, як певний якір.* Тому, прогнавши обман, вділяєте вірним дари зцілення,* молившись безперестанку, щоб спастис</w:t>
+      </w:r>
+      <w:r>
+        <w:rPr>
+          <w:rFonts w:ascii="Times New Roman" w:hAnsi="Times New Roman"/>
+          <w:sz w:val="24"/>
+        </w:rPr>
+        <w:t>я душам нашим.</w:t>
+      </w:r>
+    </w:p>
+    <w:p>
+      <w:r>
+        <w:rPr>
+          <w:highlight w:val="darkGray"/>
+        </w:rPr>
+        <w:t>//утреня/стиховня/стихири/2</w:t>
+      </w:r>
+    </w:p>
+    <w:p>
+      <w:pPr>
+        <w:spacing w:after="120"/>
+        <w:jc w:val="both"/>
+      </w:pPr>
+      <w:r>
+        <w:rPr>
+          <w:rFonts w:ascii="Times New Roman" w:hAnsi="Times New Roman"/>
+          <w:i/>
+          <w:color w:val="FF0000"/>
+          <w:sz w:val="24"/>
+        </w:rPr>
+        <w:t>Стих:</w:t>
+      </w:r>
+      <w:r>
+        <w:rPr>
+          <w:rFonts w:ascii="Times New Roman" w:hAnsi="Times New Roman"/>
+          <w:i/>
+          <w:sz w:val="24"/>
+        </w:rPr>
+        <w:t xml:space="preserve"> </w:t>
+      </w:r>
+      <w:r>
+        <w:rPr>
+          <w:rFonts w:ascii="Times New Roman" w:hAnsi="Times New Roman"/>
+          <w:sz w:val="24"/>
+          <w:u w:val="single"/>
+        </w:rPr>
+        <w:t>Насити нас уранці милістю твоєю, Господи, щоб ми раділи й веселились по всі дні наші. Звесели нас мірою днів, за яких ти засмутив нас, мірою літ, що в них ми зазнали горя.* Нехай виявиться твоїм слугам твоє діло, і слава твоя – їхнім д</w:t>
+      </w:r>
+      <w:r>
+        <w:rPr>
+          <w:rFonts w:ascii="Times New Roman" w:hAnsi="Times New Roman"/>
+          <w:sz w:val="24"/>
+          <w:u w:val="single"/>
+        </w:rPr>
+        <w:t>ітям.</w:t>
+      </w:r>
+    </w:p>
+    <w:p>
+      <w:r>
+        <w:rPr>
+          <w:highlight w:val="darkGray"/>
+        </w:rPr>
+        <w:t>//утреня/стиховня/стихири/3</w:t>
+      </w:r>
+    </w:p>
+    <w:p>
+      <w:pPr>
+        <w:spacing w:after="120"/>
+        <w:jc w:val="both"/>
+      </w:pPr>
+      <w:r>
+        <w:rPr>
+          <w:rFonts w:ascii="Times New Roman" w:hAnsi="Times New Roman"/>
+          <w:sz w:val="24"/>
+        </w:rPr>
+        <w:t xml:space="preserve">Як же не дивуватись вашим подвигам, святі мученики?* Зодягнені в смертне тіло, ви перемогли ворогів безтілесних;* не злякали вас погрози мучителів,* не настрахали посилені муки.* Справді достойно ви Христом прославилися,* тож просіть для душ наших великої </w:t>
+      </w:r>
+      <w:r>
+        <w:rPr>
+          <w:rFonts w:ascii="Times New Roman" w:hAnsi="Times New Roman"/>
+          <w:sz w:val="24"/>
+        </w:rPr>
+        <w:t>милости.</w:t>
+      </w:r>
+    </w:p>
+    <w:p>
+      <w:r>
+        <w:rPr>
+          <w:highlight w:val="darkGray"/>
+        </w:rPr>
+        <w:t>//утреня/стиховня/стихири/4</w:t>
+      </w:r>
+    </w:p>
+    <w:p>
+      <w:pPr>
+        <w:spacing w:after="120"/>
+        <w:jc w:val="both"/>
+      </w:pPr>
+      <w:r>
+        <w:rPr>
+          <w:rFonts w:ascii="Times New Roman" w:hAnsi="Times New Roman"/>
+          <w:i/>
+          <w:color w:val="FF0000"/>
+          <w:sz w:val="24"/>
+        </w:rPr>
+        <w:t>Стих:</w:t>
+      </w:r>
+      <w:r>
+        <w:rPr>
+          <w:rFonts w:ascii="Times New Roman" w:hAnsi="Times New Roman"/>
+          <w:i/>
+          <w:sz w:val="24"/>
+        </w:rPr>
+        <w:t xml:space="preserve"> </w:t>
+      </w:r>
+      <w:r>
+        <w:rPr>
+          <w:rFonts w:ascii="Times New Roman" w:hAnsi="Times New Roman"/>
+          <w:sz w:val="24"/>
+          <w:u w:val="single"/>
+        </w:rPr>
+        <w:t>І ласка Господа, Бога нашого, нехай буде над нами,* і стверди діло рук наших; стверди його – діло рук наших.</w:t>
+      </w:r>
+    </w:p>
+    <w:p>
+      <w:r>
+        <w:rPr>
+          <w:highlight w:val="darkGray"/>
+        </w:rPr>
+        <w:t>//утреня/стиховня/стихири/5</w:t>
+      </w:r>
+    </w:p>
+    <w:p>
+      <w:pPr>
+        <w:spacing w:after="120"/>
+        <w:jc w:val="both"/>
+      </w:pPr>
+      <w:r>
+        <w:rPr>
+          <w:rFonts w:ascii="Times New Roman" w:hAnsi="Times New Roman"/>
+          <w:sz w:val="24"/>
+        </w:rPr>
+        <w:t>Чесна смерть святих твоїх, Господи,* бо вони від мечів, вогню і холоду мук зазнали і пролляли кров свою,* мавши в тобі надію, що при</w:t>
+      </w:r>
+      <w:r>
+        <w:rPr>
+          <w:rFonts w:ascii="Times New Roman" w:hAnsi="Times New Roman"/>
+          <w:sz w:val="24"/>
+        </w:rPr>
+        <w:t>ймуть за труд нагороду.* Витерпівши все, вони прийняли від тебе, Спасе, велику милість.</w:t>
+      </w:r>
+    </w:p>
+    <w:p>
+      <w:r>
+        <w:rPr>
+          <w:highlight w:val="darkGray"/>
+        </w:rPr>
+        <w:t>//утреня/стиховня/стихири/6</w:t>
+      </w:r>
+    </w:p>
+    <w:p>
+      <w:pPr>
+        <w:spacing w:after="120"/>
+        <w:jc w:val="both"/>
+      </w:pPr>
+      <w:r>
+        <w:rPr>
+          <w:rFonts w:ascii="Times New Roman" w:hAnsi="Times New Roman"/>
+          <w:b/>
+          <w:sz w:val="24"/>
+        </w:rPr>
+        <w:t>Слава і нині</w:t>
+      </w:r>
+      <w:r>
+        <w:rPr>
+          <w:rFonts w:ascii="Times New Roman" w:hAnsi="Times New Roman"/>
+          <w:sz w:val="24"/>
+        </w:rPr>
+        <w:t>: Єдина чиста і непорочна Діво,* що Бога безсіменно породила!* Молися, щоб спаслися душі наші.</w:t>
       </w:r>
     </w:p>
     <w:sectPr>
